--- a/docs/specifications/DesignDocument.docx
+++ b/docs/specifications/DesignDocument.docx
@@ -63,14 +63,232 @@
       <w:pPr>
         <w:jc w:val="center"/>
       </w:pPr>
+      <w:proofErr w:type="spellStart"/>
       <w:r>
         <w:rPr>
           <w:i/>
           <w:color w:val="6B7280"/>
           <w:sz w:val="24"/>
         </w:rPr>
-        <w:t>Ví điện tử mô phỏng — chuyển tiền P2P, nạp/rút, thanh toán hoá đơn</w:t>
-      </w:r>
+        <w:t>Ví</w:t>
+      </w:r>
+      <w:proofErr w:type="spellEnd"/>
+      <w:r>
+        <w:rPr>
+          <w:i/>
+          <w:color w:val="6B7280"/>
+          <w:sz w:val="24"/>
+        </w:rPr>
+        <w:t xml:space="preserve"> </w:t>
+      </w:r>
+      <w:proofErr w:type="spellStart"/>
+      <w:r>
+        <w:rPr>
+          <w:i/>
+          <w:color w:val="6B7280"/>
+          <w:sz w:val="24"/>
+        </w:rPr>
+        <w:t>điện</w:t>
+      </w:r>
+      <w:proofErr w:type="spellEnd"/>
+      <w:r>
+        <w:rPr>
+          <w:i/>
+          <w:color w:val="6B7280"/>
+          <w:sz w:val="24"/>
+        </w:rPr>
+        <w:t xml:space="preserve"> </w:t>
+      </w:r>
+      <w:proofErr w:type="spellStart"/>
+      <w:r>
+        <w:rPr>
+          <w:i/>
+          <w:color w:val="6B7280"/>
+          <w:sz w:val="24"/>
+        </w:rPr>
+        <w:t>tử</w:t>
+      </w:r>
+      <w:proofErr w:type="spellEnd"/>
+      <w:r>
+        <w:rPr>
+          <w:i/>
+          <w:color w:val="6B7280"/>
+          <w:sz w:val="24"/>
+        </w:rPr>
+        <w:t xml:space="preserve"> </w:t>
+      </w:r>
+      <w:proofErr w:type="spellStart"/>
+      <w:r>
+        <w:rPr>
+          <w:i/>
+          <w:color w:val="6B7280"/>
+          <w:sz w:val="24"/>
+        </w:rPr>
+        <w:t>mô</w:t>
+      </w:r>
+      <w:proofErr w:type="spellEnd"/>
+      <w:r>
+        <w:rPr>
+          <w:i/>
+          <w:color w:val="6B7280"/>
+          <w:sz w:val="24"/>
+        </w:rPr>
+        <w:t xml:space="preserve"> </w:t>
+      </w:r>
+      <w:proofErr w:type="spellStart"/>
+      <w:r>
+        <w:rPr>
+          <w:i/>
+          <w:color w:val="6B7280"/>
+          <w:sz w:val="24"/>
+        </w:rPr>
+        <w:t>phỏng</w:t>
+      </w:r>
+      <w:proofErr w:type="spellEnd"/>
+      <w:r>
+        <w:rPr>
+          <w:i/>
+          <w:color w:val="6B7280"/>
+          <w:sz w:val="24"/>
+        </w:rPr>
+        <w:t xml:space="preserve"> — </w:t>
+      </w:r>
+      <w:proofErr w:type="spellStart"/>
+      <w:r>
+        <w:rPr>
+          <w:i/>
+          <w:color w:val="6B7280"/>
+          <w:sz w:val="24"/>
+        </w:rPr>
+        <w:t>chuyển</w:t>
+      </w:r>
+      <w:proofErr w:type="spellEnd"/>
+      <w:r>
+        <w:rPr>
+          <w:i/>
+          <w:color w:val="6B7280"/>
+          <w:sz w:val="24"/>
+        </w:rPr>
+        <w:t xml:space="preserve"> </w:t>
+      </w:r>
+      <w:proofErr w:type="spellStart"/>
+      <w:r>
+        <w:rPr>
+          <w:i/>
+          <w:color w:val="6B7280"/>
+          <w:sz w:val="24"/>
+        </w:rPr>
+        <w:t>tiền</w:t>
+      </w:r>
+      <w:proofErr w:type="spellEnd"/>
+      <w:r>
+        <w:rPr>
+          <w:i/>
+          <w:color w:val="6B7280"/>
+          <w:sz w:val="24"/>
+        </w:rPr>
+        <w:t xml:space="preserve"> P2P, </w:t>
+      </w:r>
+      <w:proofErr w:type="spellStart"/>
+      <w:r>
+        <w:rPr>
+          <w:i/>
+          <w:color w:val="6B7280"/>
+          <w:sz w:val="24"/>
+        </w:rPr>
+        <w:t>nạp</w:t>
+      </w:r>
+      <w:proofErr w:type="spellEnd"/>
+      <w:r>
+        <w:rPr>
+          <w:i/>
+          <w:color w:val="6B7280"/>
+          <w:sz w:val="24"/>
+        </w:rPr>
+        <w:t>/</w:t>
+      </w:r>
+      <w:proofErr w:type="spellStart"/>
+      <w:r>
+        <w:rPr>
+          <w:i/>
+          <w:color w:val="6B7280"/>
+          <w:sz w:val="24"/>
+        </w:rPr>
+        <w:t>rút</w:t>
+      </w:r>
+      <w:proofErr w:type="spellEnd"/>
+      <w:r>
+        <w:rPr>
+          <w:i/>
+          <w:color w:val="6B7280"/>
+          <w:sz w:val="24"/>
+        </w:rPr>
+        <w:t xml:space="preserve">, </w:t>
+      </w:r>
+      <w:proofErr w:type="spellStart"/>
+      <w:r>
+        <w:rPr>
+          <w:i/>
+          <w:color w:val="6B7280"/>
+          <w:sz w:val="24"/>
+        </w:rPr>
+        <w:t>thanh</w:t>
+      </w:r>
+      <w:proofErr w:type="spellEnd"/>
+      <w:r>
+        <w:rPr>
+          <w:i/>
+          <w:color w:val="6B7280"/>
+          <w:sz w:val="24"/>
+        </w:rPr>
+        <w:t xml:space="preserve"> </w:t>
+      </w:r>
+      <w:proofErr w:type="spellStart"/>
+      <w:r>
+        <w:rPr>
+          <w:i/>
+          <w:color w:val="6B7280"/>
+          <w:sz w:val="24"/>
+        </w:rPr>
+        <w:t>toán</w:t>
+      </w:r>
+      <w:proofErr w:type="spellEnd"/>
+      <w:r>
+        <w:rPr>
+          <w:i/>
+          <w:color w:val="6B7280"/>
+          <w:sz w:val="24"/>
+        </w:rPr>
+        <w:t xml:space="preserve"> </w:t>
+      </w:r>
+      <w:proofErr w:type="spellStart"/>
+      <w:r>
+        <w:rPr>
+          <w:i/>
+          <w:color w:val="6B7280"/>
+          <w:sz w:val="24"/>
+        </w:rPr>
+        <w:t>hoá</w:t>
+      </w:r>
+      <w:proofErr w:type="spellEnd"/>
+      <w:r>
+        <w:rPr>
+          <w:i/>
+          <w:color w:val="6B7280"/>
+          <w:sz w:val="24"/>
+        </w:rPr>
+        <w:t xml:space="preserve"> </w:t>
+      </w:r>
+      <w:proofErr w:type="spellStart"/>
+      <w:r>
+        <w:rPr>
+          <w:i/>
+          <w:color w:val="6B7280"/>
+          <w:sz w:val="24"/>
+        </w:rPr>
+        <w:t>đơn</w:t>
+      </w:r>
+      <w:proofErr w:type="spellEnd"/>
     </w:p>
     <w:p/>
     <w:p/>
@@ -103,13 +321,47 @@
             <w:pPr>
               <w:jc w:val="left"/>
             </w:pPr>
+            <w:proofErr w:type="spellStart"/>
             <w:r>
               <w:rPr>
                 <w:b/>
                 <w:sz w:val="24"/>
               </w:rPr>
-              <w:t>Mã tài liệu</w:t>
-            </w:r>
+              <w:t>Mã</w:t>
+            </w:r>
+            <w:proofErr w:type="spellEnd"/>
+            <w:r>
+              <w:rPr>
+                <w:b/>
+                <w:sz w:val="24"/>
+              </w:rPr>
+              <w:t xml:space="preserve"> </w:t>
+            </w:r>
+            <w:proofErr w:type="spellStart"/>
+            <w:r>
+              <w:rPr>
+                <w:b/>
+                <w:sz w:val="24"/>
+              </w:rPr>
+              <w:t>tài</w:t>
+            </w:r>
+            <w:proofErr w:type="spellEnd"/>
+            <w:r>
+              <w:rPr>
+                <w:b/>
+                <w:sz w:val="24"/>
+              </w:rPr>
+              <w:t xml:space="preserve"> </w:t>
+            </w:r>
+            <w:proofErr w:type="spellStart"/>
+            <w:r>
+              <w:rPr>
+                <w:b/>
+                <w:sz w:val="24"/>
+              </w:rPr>
+              <w:t>liệu</w:t>
+            </w:r>
+            <w:proofErr w:type="spellEnd"/>
           </w:p>
         </w:tc>
         <w:tc>
@@ -154,13 +406,31 @@
             <w:pPr>
               <w:jc w:val="left"/>
             </w:pPr>
+            <w:proofErr w:type="spellStart"/>
             <w:r>
               <w:rPr>
                 <w:b/>
                 <w:sz w:val="24"/>
               </w:rPr>
-              <w:t>Tác giả</w:t>
-            </w:r>
+              <w:t>Tác</w:t>
+            </w:r>
+            <w:proofErr w:type="spellEnd"/>
+            <w:r>
+              <w:rPr>
+                <w:b/>
+                <w:sz w:val="24"/>
+              </w:rPr>
+              <w:t xml:space="preserve"> </w:t>
+            </w:r>
+            <w:proofErr w:type="spellStart"/>
+            <w:r>
+              <w:rPr>
+                <w:b/>
+                <w:sz w:val="24"/>
+              </w:rPr>
+              <w:t>giả</w:t>
+            </w:r>
+            <w:proofErr w:type="spellEnd"/>
           </w:p>
         </w:tc>
         <w:tc>
@@ -177,12 +447,42 @@
             <w:pPr>
               <w:jc w:val="left"/>
             </w:pPr>
+            <w:proofErr w:type="spellStart"/>
             <w:r>
               <w:rPr>
                 <w:sz w:val="24"/>
               </w:rPr>
-              <w:t>Nhóm phát triển</w:t>
-            </w:r>
+              <w:t>Nhóm</w:t>
+            </w:r>
+            <w:proofErr w:type="spellEnd"/>
+            <w:r>
+              <w:rPr>
+                <w:sz w:val="24"/>
+              </w:rPr>
+              <w:t xml:space="preserve"> </w:t>
+            </w:r>
+            <w:proofErr w:type="spellStart"/>
+            <w:r>
+              <w:rPr>
+                <w:sz w:val="24"/>
+              </w:rPr>
+              <w:t>phát</w:t>
+            </w:r>
+            <w:proofErr w:type="spellEnd"/>
+            <w:r>
+              <w:rPr>
+                <w:sz w:val="24"/>
+              </w:rPr>
+              <w:t xml:space="preserve"> </w:t>
+            </w:r>
+            <w:proofErr w:type="spellStart"/>
+            <w:r>
+              <w:rPr>
+                <w:sz w:val="24"/>
+              </w:rPr>
+              <w:t>triển</w:t>
+            </w:r>
+            <w:proofErr w:type="spellEnd"/>
           </w:p>
         </w:tc>
       </w:tr>
@@ -205,13 +505,47 @@
             <w:pPr>
               <w:jc w:val="left"/>
             </w:pPr>
+            <w:proofErr w:type="spellStart"/>
             <w:r>
               <w:rPr>
                 <w:b/>
                 <w:sz w:val="24"/>
               </w:rPr>
-              <w:t>Ngày phát hành</w:t>
-            </w:r>
+              <w:t>Ngày</w:t>
+            </w:r>
+            <w:proofErr w:type="spellEnd"/>
+            <w:r>
+              <w:rPr>
+                <w:b/>
+                <w:sz w:val="24"/>
+              </w:rPr>
+              <w:t xml:space="preserve"> </w:t>
+            </w:r>
+            <w:proofErr w:type="spellStart"/>
+            <w:r>
+              <w:rPr>
+                <w:b/>
+                <w:sz w:val="24"/>
+              </w:rPr>
+              <w:t>phát</w:t>
+            </w:r>
+            <w:proofErr w:type="spellEnd"/>
+            <w:r>
+              <w:rPr>
+                <w:b/>
+                <w:sz w:val="24"/>
+              </w:rPr>
+              <w:t xml:space="preserve"> </w:t>
+            </w:r>
+            <w:proofErr w:type="spellStart"/>
+            <w:r>
+              <w:rPr>
+                <w:b/>
+                <w:sz w:val="24"/>
+              </w:rPr>
+              <w:t>hành</w:t>
+            </w:r>
+            <w:proofErr w:type="spellEnd"/>
           </w:p>
         </w:tc>
         <w:tc>
@@ -228,11 +562,19 @@
             <w:pPr>
               <w:jc w:val="left"/>
             </w:pPr>
+            <w:proofErr w:type="spellStart"/>
             <w:r>
               <w:rPr>
                 <w:sz w:val="24"/>
               </w:rPr>
-              <w:t>Tháng 5 / 2026</w:t>
+              <w:t>Tháng</w:t>
+            </w:r>
+            <w:proofErr w:type="spellEnd"/>
+            <w:r>
+              <w:rPr>
+                <w:sz w:val="24"/>
+              </w:rPr>
+              <w:t xml:space="preserve"> 5 / 2026</w:t>
             </w:r>
           </w:p>
         </w:tc>
@@ -272,6 +614,3638 @@
         <w:t>MỤC LỤC</w:t>
       </w:r>
     </w:p>
+    <w:sdt>
+      <w:sdtPr>
+        <w:id w:val="475274837"/>
+        <w:docPartObj>
+          <w:docPartGallery w:val="Table of Contents"/>
+          <w:docPartUnique/>
+        </w:docPartObj>
+      </w:sdtPr>
+      <w:sdtEndPr>
+        <w:rPr>
+          <w:rFonts w:ascii="Times New Roman" w:eastAsiaTheme="minorEastAsia" w:hAnsi="Times New Roman" w:cstheme="minorBidi"/>
+          <w:noProof/>
+          <w:color w:val="auto"/>
+          <w:sz w:val="26"/>
+          <w:szCs w:val="22"/>
+        </w:rPr>
+      </w:sdtEndPr>
+      <w:sdtContent>
+        <w:p>
+          <w:pPr>
+            <w:pStyle w:val="TOCHeading"/>
+          </w:pPr>
+        </w:p>
+        <w:p>
+          <w:pPr>
+            <w:pStyle w:val="TOC3"/>
+            <w:tabs>
+              <w:tab w:val="right" w:leader="dot" w:pos="9061"/>
+            </w:tabs>
+            <w:rPr>
+              <w:noProof/>
+            </w:rPr>
+          </w:pPr>
+          <w:r>
+            <w:fldChar w:fldCharType="begin"/>
+          </w:r>
+          <w:r>
+            <w:instrText xml:space="preserve"> TOC \o "1-3" \h \z \u </w:instrText>
+          </w:r>
+          <w:r>
+            <w:fldChar w:fldCharType="separate"/>
+          </w:r>
+          <w:hyperlink w:anchor="_Toc231759787" w:history="1">
+            <w:r>
+              <w:rPr>
+                <w:rStyle w:val="Hyperlink"/>
+                <w:rFonts w:ascii="Times New Roman" w:hAnsi="Times New Roman"/>
+                <w:noProof/>
+              </w:rPr>
+              <w:t>Trang ký</w:t>
+            </w:r>
+            <w:r>
+              <w:rPr>
+                <w:noProof/>
+                <w:webHidden/>
+              </w:rPr>
+              <w:tab/>
+            </w:r>
+            <w:r>
+              <w:rPr>
+                <w:noProof/>
+                <w:webHidden/>
+              </w:rPr>
+              <w:fldChar w:fldCharType="begin"/>
+            </w:r>
+            <w:r>
+              <w:rPr>
+                <w:noProof/>
+                <w:webHidden/>
+              </w:rPr>
+              <w:instrText xml:space="preserve"> PAGEREF _Toc231759787 \h </w:instrText>
+            </w:r>
+            <w:r>
+              <w:rPr>
+                <w:noProof/>
+                <w:webHidden/>
+              </w:rPr>
+            </w:r>
+            <w:r>
+              <w:rPr>
+                <w:noProof/>
+                <w:webHidden/>
+              </w:rPr>
+              <w:fldChar w:fldCharType="separate"/>
+            </w:r>
+            <w:r>
+              <w:rPr>
+                <w:noProof/>
+                <w:webHidden/>
+              </w:rPr>
+              <w:t>3</w:t>
+            </w:r>
+            <w:r>
+              <w:rPr>
+                <w:noProof/>
+                <w:webHidden/>
+              </w:rPr>
+              <w:fldChar w:fldCharType="end"/>
+            </w:r>
+          </w:hyperlink>
+        </w:p>
+        <w:p>
+          <w:pPr>
+            <w:pStyle w:val="TOC3"/>
+            <w:tabs>
+              <w:tab w:val="right" w:leader="dot" w:pos="9061"/>
+            </w:tabs>
+            <w:rPr>
+              <w:noProof/>
+            </w:rPr>
+          </w:pPr>
+          <w:hyperlink w:anchor="_Toc231759788" w:history="1">
+            <w:r>
+              <w:rPr>
+                <w:rStyle w:val="Hyperlink"/>
+                <w:rFonts w:ascii="Times New Roman" w:hAnsi="Times New Roman"/>
+                <w:noProof/>
+              </w:rPr>
+              <w:t>Lịch sử thay đổi</w:t>
+            </w:r>
+            <w:r>
+              <w:rPr>
+                <w:noProof/>
+                <w:webHidden/>
+              </w:rPr>
+              <w:tab/>
+            </w:r>
+            <w:r>
+              <w:rPr>
+                <w:noProof/>
+                <w:webHidden/>
+              </w:rPr>
+              <w:fldChar w:fldCharType="begin"/>
+            </w:r>
+            <w:r>
+              <w:rPr>
+                <w:noProof/>
+                <w:webHidden/>
+              </w:rPr>
+              <w:instrText xml:space="preserve"> PAGEREF _Toc231759788 \h </w:instrText>
+            </w:r>
+            <w:r>
+              <w:rPr>
+                <w:noProof/>
+                <w:webHidden/>
+              </w:rPr>
+            </w:r>
+            <w:r>
+              <w:rPr>
+                <w:noProof/>
+                <w:webHidden/>
+              </w:rPr>
+              <w:fldChar w:fldCharType="separate"/>
+            </w:r>
+            <w:r>
+              <w:rPr>
+                <w:noProof/>
+                <w:webHidden/>
+              </w:rPr>
+              <w:t>3</w:t>
+            </w:r>
+            <w:r>
+              <w:rPr>
+                <w:noProof/>
+                <w:webHidden/>
+              </w:rPr>
+              <w:fldChar w:fldCharType="end"/>
+            </w:r>
+          </w:hyperlink>
+        </w:p>
+        <w:p>
+          <w:pPr>
+            <w:pStyle w:val="TOC2"/>
+            <w:tabs>
+              <w:tab w:val="right" w:leader="dot" w:pos="9061"/>
+            </w:tabs>
+            <w:rPr>
+              <w:noProof/>
+            </w:rPr>
+          </w:pPr>
+          <w:hyperlink w:anchor="_Toc231759789" w:history="1">
+            <w:r>
+              <w:rPr>
+                <w:rStyle w:val="Hyperlink"/>
+                <w:rFonts w:ascii="Times New Roman" w:hAnsi="Times New Roman"/>
+                <w:noProof/>
+              </w:rPr>
+              <w:t>1. Giới thiệu</w:t>
+            </w:r>
+            <w:r>
+              <w:rPr>
+                <w:noProof/>
+                <w:webHidden/>
+              </w:rPr>
+              <w:tab/>
+            </w:r>
+            <w:r>
+              <w:rPr>
+                <w:noProof/>
+                <w:webHidden/>
+              </w:rPr>
+              <w:fldChar w:fldCharType="begin"/>
+            </w:r>
+            <w:r>
+              <w:rPr>
+                <w:noProof/>
+                <w:webHidden/>
+              </w:rPr>
+              <w:instrText xml:space="preserve"> PAGEREF _Toc231759789 \h </w:instrText>
+            </w:r>
+            <w:r>
+              <w:rPr>
+                <w:noProof/>
+                <w:webHidden/>
+              </w:rPr>
+            </w:r>
+            <w:r>
+              <w:rPr>
+                <w:noProof/>
+                <w:webHidden/>
+              </w:rPr>
+              <w:fldChar w:fldCharType="separate"/>
+            </w:r>
+            <w:r>
+              <w:rPr>
+                <w:noProof/>
+                <w:webHidden/>
+              </w:rPr>
+              <w:t>3</w:t>
+            </w:r>
+            <w:r>
+              <w:rPr>
+                <w:noProof/>
+                <w:webHidden/>
+              </w:rPr>
+              <w:fldChar w:fldCharType="end"/>
+            </w:r>
+          </w:hyperlink>
+        </w:p>
+        <w:p>
+          <w:pPr>
+            <w:pStyle w:val="TOC3"/>
+            <w:tabs>
+              <w:tab w:val="right" w:leader="dot" w:pos="9061"/>
+            </w:tabs>
+            <w:rPr>
+              <w:noProof/>
+            </w:rPr>
+          </w:pPr>
+          <w:hyperlink w:anchor="_Toc231759790" w:history="1">
+            <w:r>
+              <w:rPr>
+                <w:rStyle w:val="Hyperlink"/>
+                <w:rFonts w:ascii="Times New Roman" w:hAnsi="Times New Roman"/>
+                <w:noProof/>
+              </w:rPr>
+              <w:t>1.1 Mục đích</w:t>
+            </w:r>
+            <w:r>
+              <w:rPr>
+                <w:noProof/>
+                <w:webHidden/>
+              </w:rPr>
+              <w:tab/>
+            </w:r>
+            <w:r>
+              <w:rPr>
+                <w:noProof/>
+                <w:webHidden/>
+              </w:rPr>
+              <w:fldChar w:fldCharType="begin"/>
+            </w:r>
+            <w:r>
+              <w:rPr>
+                <w:noProof/>
+                <w:webHidden/>
+              </w:rPr>
+              <w:instrText xml:space="preserve"> PAGEREF _Toc231759790 \h </w:instrText>
+            </w:r>
+            <w:r>
+              <w:rPr>
+                <w:noProof/>
+                <w:webHidden/>
+              </w:rPr>
+            </w:r>
+            <w:r>
+              <w:rPr>
+                <w:noProof/>
+                <w:webHidden/>
+              </w:rPr>
+              <w:fldChar w:fldCharType="separate"/>
+            </w:r>
+            <w:r>
+              <w:rPr>
+                <w:noProof/>
+                <w:webHidden/>
+              </w:rPr>
+              <w:t>3</w:t>
+            </w:r>
+            <w:r>
+              <w:rPr>
+                <w:noProof/>
+                <w:webHidden/>
+              </w:rPr>
+              <w:fldChar w:fldCharType="end"/>
+            </w:r>
+          </w:hyperlink>
+        </w:p>
+        <w:p>
+          <w:pPr>
+            <w:pStyle w:val="TOC3"/>
+            <w:tabs>
+              <w:tab w:val="right" w:leader="dot" w:pos="9061"/>
+            </w:tabs>
+            <w:rPr>
+              <w:noProof/>
+            </w:rPr>
+          </w:pPr>
+          <w:hyperlink w:anchor="_Toc231759791" w:history="1">
+            <w:r>
+              <w:rPr>
+                <w:rStyle w:val="Hyperlink"/>
+                <w:rFonts w:ascii="Times New Roman" w:hAnsi="Times New Roman"/>
+                <w:noProof/>
+              </w:rPr>
+              <w:t>1.2 Đối tượng sử dụng</w:t>
+            </w:r>
+            <w:r>
+              <w:rPr>
+                <w:noProof/>
+                <w:webHidden/>
+              </w:rPr>
+              <w:tab/>
+            </w:r>
+            <w:r>
+              <w:rPr>
+                <w:noProof/>
+                <w:webHidden/>
+              </w:rPr>
+              <w:fldChar w:fldCharType="begin"/>
+            </w:r>
+            <w:r>
+              <w:rPr>
+                <w:noProof/>
+                <w:webHidden/>
+              </w:rPr>
+              <w:instrText xml:space="preserve"> PAGEREF _Toc231759791 \h </w:instrText>
+            </w:r>
+            <w:r>
+              <w:rPr>
+                <w:noProof/>
+                <w:webHidden/>
+              </w:rPr>
+            </w:r>
+            <w:r>
+              <w:rPr>
+                <w:noProof/>
+                <w:webHidden/>
+              </w:rPr>
+              <w:fldChar w:fldCharType="separate"/>
+            </w:r>
+            <w:r>
+              <w:rPr>
+                <w:noProof/>
+                <w:webHidden/>
+              </w:rPr>
+              <w:t>3</w:t>
+            </w:r>
+            <w:r>
+              <w:rPr>
+                <w:noProof/>
+                <w:webHidden/>
+              </w:rPr>
+              <w:fldChar w:fldCharType="end"/>
+            </w:r>
+          </w:hyperlink>
+        </w:p>
+        <w:p>
+          <w:pPr>
+            <w:pStyle w:val="TOC3"/>
+            <w:tabs>
+              <w:tab w:val="right" w:leader="dot" w:pos="9061"/>
+            </w:tabs>
+            <w:rPr>
+              <w:noProof/>
+            </w:rPr>
+          </w:pPr>
+          <w:hyperlink w:anchor="_Toc231759792" w:history="1">
+            <w:r>
+              <w:rPr>
+                <w:rStyle w:val="Hyperlink"/>
+                <w:rFonts w:ascii="Times New Roman" w:hAnsi="Times New Roman"/>
+                <w:noProof/>
+              </w:rPr>
+              <w:t>1.3 Phạm vi</w:t>
+            </w:r>
+            <w:r>
+              <w:rPr>
+                <w:noProof/>
+                <w:webHidden/>
+              </w:rPr>
+              <w:tab/>
+            </w:r>
+            <w:r>
+              <w:rPr>
+                <w:noProof/>
+                <w:webHidden/>
+              </w:rPr>
+              <w:fldChar w:fldCharType="begin"/>
+            </w:r>
+            <w:r>
+              <w:rPr>
+                <w:noProof/>
+                <w:webHidden/>
+              </w:rPr>
+              <w:instrText xml:space="preserve"> PAGEREF _Toc231759792 \h </w:instrText>
+            </w:r>
+            <w:r>
+              <w:rPr>
+                <w:noProof/>
+                <w:webHidden/>
+              </w:rPr>
+            </w:r>
+            <w:r>
+              <w:rPr>
+                <w:noProof/>
+                <w:webHidden/>
+              </w:rPr>
+              <w:fldChar w:fldCharType="separate"/>
+            </w:r>
+            <w:r>
+              <w:rPr>
+                <w:noProof/>
+                <w:webHidden/>
+              </w:rPr>
+              <w:t>4</w:t>
+            </w:r>
+            <w:r>
+              <w:rPr>
+                <w:noProof/>
+                <w:webHidden/>
+              </w:rPr>
+              <w:fldChar w:fldCharType="end"/>
+            </w:r>
+          </w:hyperlink>
+        </w:p>
+        <w:p>
+          <w:pPr>
+            <w:pStyle w:val="TOC3"/>
+            <w:tabs>
+              <w:tab w:val="right" w:leader="dot" w:pos="9061"/>
+            </w:tabs>
+            <w:rPr>
+              <w:noProof/>
+            </w:rPr>
+          </w:pPr>
+          <w:hyperlink w:anchor="_Toc231759793" w:history="1">
+            <w:r>
+              <w:rPr>
+                <w:rStyle w:val="Hyperlink"/>
+                <w:rFonts w:ascii="Times New Roman" w:hAnsi="Times New Roman"/>
+                <w:noProof/>
+              </w:rPr>
+              <w:t>1.4 Bảng thuật ngữ</w:t>
+            </w:r>
+            <w:r>
+              <w:rPr>
+                <w:noProof/>
+                <w:webHidden/>
+              </w:rPr>
+              <w:tab/>
+            </w:r>
+            <w:r>
+              <w:rPr>
+                <w:noProof/>
+                <w:webHidden/>
+              </w:rPr>
+              <w:fldChar w:fldCharType="begin"/>
+            </w:r>
+            <w:r>
+              <w:rPr>
+                <w:noProof/>
+                <w:webHidden/>
+              </w:rPr>
+              <w:instrText xml:space="preserve"> PAGEREF _Toc231759793 \h </w:instrText>
+            </w:r>
+            <w:r>
+              <w:rPr>
+                <w:noProof/>
+                <w:webHidden/>
+              </w:rPr>
+            </w:r>
+            <w:r>
+              <w:rPr>
+                <w:noProof/>
+                <w:webHidden/>
+              </w:rPr>
+              <w:fldChar w:fldCharType="separate"/>
+            </w:r>
+            <w:r>
+              <w:rPr>
+                <w:noProof/>
+                <w:webHidden/>
+              </w:rPr>
+              <w:t>4</w:t>
+            </w:r>
+            <w:r>
+              <w:rPr>
+                <w:noProof/>
+                <w:webHidden/>
+              </w:rPr>
+              <w:fldChar w:fldCharType="end"/>
+            </w:r>
+          </w:hyperlink>
+        </w:p>
+        <w:p>
+          <w:pPr>
+            <w:pStyle w:val="TOC3"/>
+            <w:tabs>
+              <w:tab w:val="right" w:leader="dot" w:pos="9061"/>
+            </w:tabs>
+            <w:rPr>
+              <w:noProof/>
+            </w:rPr>
+          </w:pPr>
+          <w:hyperlink w:anchor="_Toc231759794" w:history="1">
+            <w:r>
+              <w:rPr>
+                <w:rStyle w:val="Hyperlink"/>
+                <w:rFonts w:ascii="Times New Roman" w:hAnsi="Times New Roman"/>
+                <w:noProof/>
+              </w:rPr>
+              <w:t>1.5 Tài liệu tham khảo</w:t>
+            </w:r>
+            <w:r>
+              <w:rPr>
+                <w:noProof/>
+                <w:webHidden/>
+              </w:rPr>
+              <w:tab/>
+            </w:r>
+            <w:r>
+              <w:rPr>
+                <w:noProof/>
+                <w:webHidden/>
+              </w:rPr>
+              <w:fldChar w:fldCharType="begin"/>
+            </w:r>
+            <w:r>
+              <w:rPr>
+                <w:noProof/>
+                <w:webHidden/>
+              </w:rPr>
+              <w:instrText xml:space="preserve"> PAGEREF _Toc231759794 \h </w:instrText>
+            </w:r>
+            <w:r>
+              <w:rPr>
+                <w:noProof/>
+                <w:webHidden/>
+              </w:rPr>
+            </w:r>
+            <w:r>
+              <w:rPr>
+                <w:noProof/>
+                <w:webHidden/>
+              </w:rPr>
+              <w:fldChar w:fldCharType="separate"/>
+            </w:r>
+            <w:r>
+              <w:rPr>
+                <w:noProof/>
+                <w:webHidden/>
+              </w:rPr>
+              <w:t>4</w:t>
+            </w:r>
+            <w:r>
+              <w:rPr>
+                <w:noProof/>
+                <w:webHidden/>
+              </w:rPr>
+              <w:fldChar w:fldCharType="end"/>
+            </w:r>
+          </w:hyperlink>
+        </w:p>
+        <w:p>
+          <w:pPr>
+            <w:pStyle w:val="TOC3"/>
+            <w:tabs>
+              <w:tab w:val="right" w:leader="dot" w:pos="9061"/>
+            </w:tabs>
+            <w:rPr>
+              <w:noProof/>
+            </w:rPr>
+          </w:pPr>
+          <w:hyperlink w:anchor="_Toc231759795" w:history="1">
+            <w:r>
+              <w:rPr>
+                <w:rStyle w:val="Hyperlink"/>
+                <w:rFonts w:ascii="Times New Roman" w:hAnsi="Times New Roman"/>
+                <w:noProof/>
+              </w:rPr>
+              <w:t>1.6 Tổ chức tài liệu</w:t>
+            </w:r>
+            <w:r>
+              <w:rPr>
+                <w:noProof/>
+                <w:webHidden/>
+              </w:rPr>
+              <w:tab/>
+            </w:r>
+            <w:r>
+              <w:rPr>
+                <w:noProof/>
+                <w:webHidden/>
+              </w:rPr>
+              <w:fldChar w:fldCharType="begin"/>
+            </w:r>
+            <w:r>
+              <w:rPr>
+                <w:noProof/>
+                <w:webHidden/>
+              </w:rPr>
+              <w:instrText xml:space="preserve"> PAGEREF _Toc231759795 \h </w:instrText>
+            </w:r>
+            <w:r>
+              <w:rPr>
+                <w:noProof/>
+                <w:webHidden/>
+              </w:rPr>
+            </w:r>
+            <w:r>
+              <w:rPr>
+                <w:noProof/>
+                <w:webHidden/>
+              </w:rPr>
+              <w:fldChar w:fldCharType="separate"/>
+            </w:r>
+            <w:r>
+              <w:rPr>
+                <w:noProof/>
+                <w:webHidden/>
+              </w:rPr>
+              <w:t>4</w:t>
+            </w:r>
+            <w:r>
+              <w:rPr>
+                <w:noProof/>
+                <w:webHidden/>
+              </w:rPr>
+              <w:fldChar w:fldCharType="end"/>
+            </w:r>
+          </w:hyperlink>
+        </w:p>
+        <w:p>
+          <w:pPr>
+            <w:pStyle w:val="TOC2"/>
+            <w:tabs>
+              <w:tab w:val="right" w:leader="dot" w:pos="9061"/>
+            </w:tabs>
+            <w:rPr>
+              <w:noProof/>
+            </w:rPr>
+          </w:pPr>
+          <w:hyperlink w:anchor="_Toc231759796" w:history="1">
+            <w:r>
+              <w:rPr>
+                <w:rStyle w:val="Hyperlink"/>
+                <w:rFonts w:ascii="Times New Roman" w:hAnsi="Times New Roman"/>
+                <w:noProof/>
+              </w:rPr>
+              <w:t>2. Tổng quan kiến trúc</w:t>
+            </w:r>
+            <w:r>
+              <w:rPr>
+                <w:noProof/>
+                <w:webHidden/>
+              </w:rPr>
+              <w:tab/>
+            </w:r>
+            <w:r>
+              <w:rPr>
+                <w:noProof/>
+                <w:webHidden/>
+              </w:rPr>
+              <w:fldChar w:fldCharType="begin"/>
+            </w:r>
+            <w:r>
+              <w:rPr>
+                <w:noProof/>
+                <w:webHidden/>
+              </w:rPr>
+              <w:instrText xml:space="preserve"> PAGEREF _Toc231759796 \h </w:instrText>
+            </w:r>
+            <w:r>
+              <w:rPr>
+                <w:noProof/>
+                <w:webHidden/>
+              </w:rPr>
+            </w:r>
+            <w:r>
+              <w:rPr>
+                <w:noProof/>
+                <w:webHidden/>
+              </w:rPr>
+              <w:fldChar w:fldCharType="separate"/>
+            </w:r>
+            <w:r>
+              <w:rPr>
+                <w:noProof/>
+                <w:webHidden/>
+              </w:rPr>
+              <w:t>5</w:t>
+            </w:r>
+            <w:r>
+              <w:rPr>
+                <w:noProof/>
+                <w:webHidden/>
+              </w:rPr>
+              <w:fldChar w:fldCharType="end"/>
+            </w:r>
+          </w:hyperlink>
+        </w:p>
+        <w:p>
+          <w:pPr>
+            <w:pStyle w:val="TOC3"/>
+            <w:tabs>
+              <w:tab w:val="right" w:leader="dot" w:pos="9061"/>
+            </w:tabs>
+            <w:rPr>
+              <w:noProof/>
+            </w:rPr>
+          </w:pPr>
+          <w:hyperlink w:anchor="_Toc231759797" w:history="1">
+            <w:r>
+              <w:rPr>
+                <w:rStyle w:val="Hyperlink"/>
+                <w:rFonts w:ascii="Times New Roman" w:hAnsi="Times New Roman"/>
+                <w:noProof/>
+              </w:rPr>
+              <w:t>2.1 Quan điểm thiết kế</w:t>
+            </w:r>
+            <w:r>
+              <w:rPr>
+                <w:noProof/>
+                <w:webHidden/>
+              </w:rPr>
+              <w:tab/>
+            </w:r>
+            <w:r>
+              <w:rPr>
+                <w:noProof/>
+                <w:webHidden/>
+              </w:rPr>
+              <w:fldChar w:fldCharType="begin"/>
+            </w:r>
+            <w:r>
+              <w:rPr>
+                <w:noProof/>
+                <w:webHidden/>
+              </w:rPr>
+              <w:instrText xml:space="preserve"> PAGEREF _Toc231759797 \h </w:instrText>
+            </w:r>
+            <w:r>
+              <w:rPr>
+                <w:noProof/>
+                <w:webHidden/>
+              </w:rPr>
+            </w:r>
+            <w:r>
+              <w:rPr>
+                <w:noProof/>
+                <w:webHidden/>
+              </w:rPr>
+              <w:fldChar w:fldCharType="separate"/>
+            </w:r>
+            <w:r>
+              <w:rPr>
+                <w:noProof/>
+                <w:webHidden/>
+              </w:rPr>
+              <w:t>5</w:t>
+            </w:r>
+            <w:r>
+              <w:rPr>
+                <w:noProof/>
+                <w:webHidden/>
+              </w:rPr>
+              <w:fldChar w:fldCharType="end"/>
+            </w:r>
+          </w:hyperlink>
+        </w:p>
+        <w:p>
+          <w:pPr>
+            <w:pStyle w:val="TOC3"/>
+            <w:tabs>
+              <w:tab w:val="right" w:leader="dot" w:pos="9061"/>
+            </w:tabs>
+            <w:rPr>
+              <w:noProof/>
+            </w:rPr>
+          </w:pPr>
+          <w:hyperlink w:anchor="_Toc231759798" w:history="1">
+            <w:r>
+              <w:rPr>
+                <w:rStyle w:val="Hyperlink"/>
+                <w:rFonts w:ascii="Times New Roman" w:hAnsi="Times New Roman"/>
+                <w:noProof/>
+              </w:rPr>
+              <w:t>2.2 Sơ đồ tổng thể</w:t>
+            </w:r>
+            <w:r>
+              <w:rPr>
+                <w:noProof/>
+                <w:webHidden/>
+              </w:rPr>
+              <w:tab/>
+            </w:r>
+            <w:r>
+              <w:rPr>
+                <w:noProof/>
+                <w:webHidden/>
+              </w:rPr>
+              <w:fldChar w:fldCharType="begin"/>
+            </w:r>
+            <w:r>
+              <w:rPr>
+                <w:noProof/>
+                <w:webHidden/>
+              </w:rPr>
+              <w:instrText xml:space="preserve"> PAGEREF _Toc231759798 \h </w:instrText>
+            </w:r>
+            <w:r>
+              <w:rPr>
+                <w:noProof/>
+                <w:webHidden/>
+              </w:rPr>
+            </w:r>
+            <w:r>
+              <w:rPr>
+                <w:noProof/>
+                <w:webHidden/>
+              </w:rPr>
+              <w:fldChar w:fldCharType="separate"/>
+            </w:r>
+            <w:r>
+              <w:rPr>
+                <w:noProof/>
+                <w:webHidden/>
+              </w:rPr>
+              <w:t>5</w:t>
+            </w:r>
+            <w:r>
+              <w:rPr>
+                <w:noProof/>
+                <w:webHidden/>
+              </w:rPr>
+              <w:fldChar w:fldCharType="end"/>
+            </w:r>
+          </w:hyperlink>
+        </w:p>
+        <w:p>
+          <w:pPr>
+            <w:pStyle w:val="TOC3"/>
+            <w:tabs>
+              <w:tab w:val="right" w:leader="dot" w:pos="9061"/>
+            </w:tabs>
+            <w:rPr>
+              <w:noProof/>
+            </w:rPr>
+          </w:pPr>
+          <w:hyperlink w:anchor="_Toc231759799" w:history="1">
+            <w:r>
+              <w:rPr>
+                <w:rStyle w:val="Hyperlink"/>
+                <w:rFonts w:ascii="Times New Roman" w:hAnsi="Times New Roman"/>
+                <w:noProof/>
+              </w:rPr>
+              <w:t>2.3 Yêu cầu ảnh hưởng đến kiến trúc</w:t>
+            </w:r>
+            <w:r>
+              <w:rPr>
+                <w:noProof/>
+                <w:webHidden/>
+              </w:rPr>
+              <w:tab/>
+            </w:r>
+            <w:r>
+              <w:rPr>
+                <w:noProof/>
+                <w:webHidden/>
+              </w:rPr>
+              <w:fldChar w:fldCharType="begin"/>
+            </w:r>
+            <w:r>
+              <w:rPr>
+                <w:noProof/>
+                <w:webHidden/>
+              </w:rPr>
+              <w:instrText xml:space="preserve"> PAGEREF _Toc231759799 \h </w:instrText>
+            </w:r>
+            <w:r>
+              <w:rPr>
+                <w:noProof/>
+                <w:webHidden/>
+              </w:rPr>
+            </w:r>
+            <w:r>
+              <w:rPr>
+                <w:noProof/>
+                <w:webHidden/>
+              </w:rPr>
+              <w:fldChar w:fldCharType="separate"/>
+            </w:r>
+            <w:r>
+              <w:rPr>
+                <w:noProof/>
+                <w:webHidden/>
+              </w:rPr>
+              <w:t>5</w:t>
+            </w:r>
+            <w:r>
+              <w:rPr>
+                <w:noProof/>
+                <w:webHidden/>
+              </w:rPr>
+              <w:fldChar w:fldCharType="end"/>
+            </w:r>
+          </w:hyperlink>
+        </w:p>
+        <w:p>
+          <w:pPr>
+            <w:pStyle w:val="TOC3"/>
+            <w:tabs>
+              <w:tab w:val="right" w:leader="dot" w:pos="9061"/>
+            </w:tabs>
+            <w:rPr>
+              <w:noProof/>
+            </w:rPr>
+          </w:pPr>
+          <w:hyperlink w:anchor="_Toc231759800" w:history="1">
+            <w:r>
+              <w:rPr>
+                <w:rStyle w:val="Hyperlink"/>
+                <w:rFonts w:ascii="Times New Roman" w:hAnsi="Times New Roman"/>
+                <w:noProof/>
+              </w:rPr>
+              <w:t>2.4 Lựa chọn công nghệ</w:t>
+            </w:r>
+            <w:r>
+              <w:rPr>
+                <w:noProof/>
+                <w:webHidden/>
+              </w:rPr>
+              <w:tab/>
+            </w:r>
+            <w:r>
+              <w:rPr>
+                <w:noProof/>
+                <w:webHidden/>
+              </w:rPr>
+              <w:fldChar w:fldCharType="begin"/>
+            </w:r>
+            <w:r>
+              <w:rPr>
+                <w:noProof/>
+                <w:webHidden/>
+              </w:rPr>
+              <w:instrText xml:space="preserve"> PAGEREF _Toc231759800 \h </w:instrText>
+            </w:r>
+            <w:r>
+              <w:rPr>
+                <w:noProof/>
+                <w:webHidden/>
+              </w:rPr>
+            </w:r>
+            <w:r>
+              <w:rPr>
+                <w:noProof/>
+                <w:webHidden/>
+              </w:rPr>
+              <w:fldChar w:fldCharType="separate"/>
+            </w:r>
+            <w:r>
+              <w:rPr>
+                <w:noProof/>
+                <w:webHidden/>
+              </w:rPr>
+              <w:t>6</w:t>
+            </w:r>
+            <w:r>
+              <w:rPr>
+                <w:noProof/>
+                <w:webHidden/>
+              </w:rPr>
+              <w:fldChar w:fldCharType="end"/>
+            </w:r>
+          </w:hyperlink>
+        </w:p>
+        <w:p>
+          <w:pPr>
+            <w:pStyle w:val="TOC2"/>
+            <w:tabs>
+              <w:tab w:val="right" w:leader="dot" w:pos="9061"/>
+            </w:tabs>
+            <w:rPr>
+              <w:noProof/>
+            </w:rPr>
+          </w:pPr>
+          <w:hyperlink w:anchor="_Toc231759801" w:history="1">
+            <w:r>
+              <w:rPr>
+                <w:rStyle w:val="Hyperlink"/>
+                <w:rFonts w:ascii="Times New Roman" w:hAnsi="Times New Roman"/>
+                <w:noProof/>
+              </w:rPr>
+              <w:t>3. Kiến trúc ứng dụng</w:t>
+            </w:r>
+            <w:r>
+              <w:rPr>
+                <w:noProof/>
+                <w:webHidden/>
+              </w:rPr>
+              <w:tab/>
+            </w:r>
+            <w:r>
+              <w:rPr>
+                <w:noProof/>
+                <w:webHidden/>
+              </w:rPr>
+              <w:fldChar w:fldCharType="begin"/>
+            </w:r>
+            <w:r>
+              <w:rPr>
+                <w:noProof/>
+                <w:webHidden/>
+              </w:rPr>
+              <w:instrText xml:space="preserve"> PAGEREF _Toc231759801 \h </w:instrText>
+            </w:r>
+            <w:r>
+              <w:rPr>
+                <w:noProof/>
+                <w:webHidden/>
+              </w:rPr>
+            </w:r>
+            <w:r>
+              <w:rPr>
+                <w:noProof/>
+                <w:webHidden/>
+              </w:rPr>
+              <w:fldChar w:fldCharType="separate"/>
+            </w:r>
+            <w:r>
+              <w:rPr>
+                <w:noProof/>
+                <w:webHidden/>
+              </w:rPr>
+              <w:t>7</w:t>
+            </w:r>
+            <w:r>
+              <w:rPr>
+                <w:noProof/>
+                <w:webHidden/>
+              </w:rPr>
+              <w:fldChar w:fldCharType="end"/>
+            </w:r>
+          </w:hyperlink>
+        </w:p>
+        <w:p>
+          <w:pPr>
+            <w:pStyle w:val="TOC3"/>
+            <w:tabs>
+              <w:tab w:val="right" w:leader="dot" w:pos="9061"/>
+            </w:tabs>
+            <w:rPr>
+              <w:noProof/>
+            </w:rPr>
+          </w:pPr>
+          <w:hyperlink w:anchor="_Toc231759802" w:history="1">
+            <w:r>
+              <w:rPr>
+                <w:rStyle w:val="Hyperlink"/>
+                <w:rFonts w:ascii="Times New Roman" w:hAnsi="Times New Roman"/>
+                <w:noProof/>
+              </w:rPr>
+              <w:t>3.1 Layered architecture (backend)</w:t>
+            </w:r>
+            <w:r>
+              <w:rPr>
+                <w:noProof/>
+                <w:webHidden/>
+              </w:rPr>
+              <w:tab/>
+            </w:r>
+            <w:r>
+              <w:rPr>
+                <w:noProof/>
+                <w:webHidden/>
+              </w:rPr>
+              <w:fldChar w:fldCharType="begin"/>
+            </w:r>
+            <w:r>
+              <w:rPr>
+                <w:noProof/>
+                <w:webHidden/>
+              </w:rPr>
+              <w:instrText xml:space="preserve"> PAGEREF _Toc231759802 \h </w:instrText>
+            </w:r>
+            <w:r>
+              <w:rPr>
+                <w:noProof/>
+                <w:webHidden/>
+              </w:rPr>
+            </w:r>
+            <w:r>
+              <w:rPr>
+                <w:noProof/>
+                <w:webHidden/>
+              </w:rPr>
+              <w:fldChar w:fldCharType="separate"/>
+            </w:r>
+            <w:r>
+              <w:rPr>
+                <w:noProof/>
+                <w:webHidden/>
+              </w:rPr>
+              <w:t>7</w:t>
+            </w:r>
+            <w:r>
+              <w:rPr>
+                <w:noProof/>
+                <w:webHidden/>
+              </w:rPr>
+              <w:fldChar w:fldCharType="end"/>
+            </w:r>
+          </w:hyperlink>
+        </w:p>
+        <w:p>
+          <w:pPr>
+            <w:pStyle w:val="TOC3"/>
+            <w:tabs>
+              <w:tab w:val="right" w:leader="dot" w:pos="9061"/>
+            </w:tabs>
+            <w:rPr>
+              <w:noProof/>
+            </w:rPr>
+          </w:pPr>
+          <w:hyperlink w:anchor="_Toc231759803" w:history="1">
+            <w:r>
+              <w:rPr>
+                <w:rStyle w:val="Hyperlink"/>
+                <w:rFonts w:ascii="Times New Roman" w:hAnsi="Times New Roman"/>
+                <w:noProof/>
+              </w:rPr>
+              <w:t>3.2 Module-based packaging</w:t>
+            </w:r>
+            <w:r>
+              <w:rPr>
+                <w:noProof/>
+                <w:webHidden/>
+              </w:rPr>
+              <w:tab/>
+            </w:r>
+            <w:r>
+              <w:rPr>
+                <w:noProof/>
+                <w:webHidden/>
+              </w:rPr>
+              <w:fldChar w:fldCharType="begin"/>
+            </w:r>
+            <w:r>
+              <w:rPr>
+                <w:noProof/>
+                <w:webHidden/>
+              </w:rPr>
+              <w:instrText xml:space="preserve"> PAGEREF _Toc231759803 \h </w:instrText>
+            </w:r>
+            <w:r>
+              <w:rPr>
+                <w:noProof/>
+                <w:webHidden/>
+              </w:rPr>
+            </w:r>
+            <w:r>
+              <w:rPr>
+                <w:noProof/>
+                <w:webHidden/>
+              </w:rPr>
+              <w:fldChar w:fldCharType="separate"/>
+            </w:r>
+            <w:r>
+              <w:rPr>
+                <w:noProof/>
+                <w:webHidden/>
+              </w:rPr>
+              <w:t>7</w:t>
+            </w:r>
+            <w:r>
+              <w:rPr>
+                <w:noProof/>
+                <w:webHidden/>
+              </w:rPr>
+              <w:fldChar w:fldCharType="end"/>
+            </w:r>
+          </w:hyperlink>
+        </w:p>
+        <w:p>
+          <w:pPr>
+            <w:pStyle w:val="TOC3"/>
+            <w:tabs>
+              <w:tab w:val="right" w:leader="dot" w:pos="9061"/>
+            </w:tabs>
+            <w:rPr>
+              <w:noProof/>
+            </w:rPr>
+          </w:pPr>
+          <w:hyperlink w:anchor="_Toc231759804" w:history="1">
+            <w:r>
+              <w:rPr>
+                <w:rStyle w:val="Hyperlink"/>
+                <w:rFonts w:ascii="Times New Roman" w:hAnsi="Times New Roman"/>
+                <w:noProof/>
+              </w:rPr>
+              <w:t>3.2.1 Component Diagram</w:t>
+            </w:r>
+            <w:r>
+              <w:rPr>
+                <w:noProof/>
+                <w:webHidden/>
+              </w:rPr>
+              <w:tab/>
+            </w:r>
+            <w:r>
+              <w:rPr>
+                <w:noProof/>
+                <w:webHidden/>
+              </w:rPr>
+              <w:fldChar w:fldCharType="begin"/>
+            </w:r>
+            <w:r>
+              <w:rPr>
+                <w:noProof/>
+                <w:webHidden/>
+              </w:rPr>
+              <w:instrText xml:space="preserve"> PAGEREF _Toc231759804 \h </w:instrText>
+            </w:r>
+            <w:r>
+              <w:rPr>
+                <w:noProof/>
+                <w:webHidden/>
+              </w:rPr>
+            </w:r>
+            <w:r>
+              <w:rPr>
+                <w:noProof/>
+                <w:webHidden/>
+              </w:rPr>
+              <w:fldChar w:fldCharType="separate"/>
+            </w:r>
+            <w:r>
+              <w:rPr>
+                <w:noProof/>
+                <w:webHidden/>
+              </w:rPr>
+              <w:t>9</w:t>
+            </w:r>
+            <w:r>
+              <w:rPr>
+                <w:noProof/>
+                <w:webHidden/>
+              </w:rPr>
+              <w:fldChar w:fldCharType="end"/>
+            </w:r>
+          </w:hyperlink>
+        </w:p>
+        <w:p>
+          <w:pPr>
+            <w:pStyle w:val="TOC3"/>
+            <w:tabs>
+              <w:tab w:val="right" w:leader="dot" w:pos="9061"/>
+            </w:tabs>
+            <w:rPr>
+              <w:noProof/>
+            </w:rPr>
+          </w:pPr>
+          <w:hyperlink w:anchor="_Toc231759805" w:history="1">
+            <w:r>
+              <w:rPr>
+                <w:rStyle w:val="Hyperlink"/>
+                <w:rFonts w:ascii="Times New Roman" w:hAnsi="Times New Roman"/>
+                <w:noProof/>
+              </w:rPr>
+              <w:t>3.3 Cross-module communication</w:t>
+            </w:r>
+            <w:r>
+              <w:rPr>
+                <w:noProof/>
+                <w:webHidden/>
+              </w:rPr>
+              <w:tab/>
+            </w:r>
+            <w:r>
+              <w:rPr>
+                <w:noProof/>
+                <w:webHidden/>
+              </w:rPr>
+              <w:fldChar w:fldCharType="begin"/>
+            </w:r>
+            <w:r>
+              <w:rPr>
+                <w:noProof/>
+                <w:webHidden/>
+              </w:rPr>
+              <w:instrText xml:space="preserve"> PAGEREF _Toc231759805 \h </w:instrText>
+            </w:r>
+            <w:r>
+              <w:rPr>
+                <w:noProof/>
+                <w:webHidden/>
+              </w:rPr>
+            </w:r>
+            <w:r>
+              <w:rPr>
+                <w:noProof/>
+                <w:webHidden/>
+              </w:rPr>
+              <w:fldChar w:fldCharType="separate"/>
+            </w:r>
+            <w:r>
+              <w:rPr>
+                <w:noProof/>
+                <w:webHidden/>
+              </w:rPr>
+              <w:t>12</w:t>
+            </w:r>
+            <w:r>
+              <w:rPr>
+                <w:noProof/>
+                <w:webHidden/>
+              </w:rPr>
+              <w:fldChar w:fldCharType="end"/>
+            </w:r>
+          </w:hyperlink>
+        </w:p>
+        <w:p>
+          <w:pPr>
+            <w:pStyle w:val="TOC3"/>
+            <w:tabs>
+              <w:tab w:val="right" w:leader="dot" w:pos="9061"/>
+            </w:tabs>
+            <w:rPr>
+              <w:noProof/>
+            </w:rPr>
+          </w:pPr>
+          <w:hyperlink w:anchor="_Toc231759806" w:history="1">
+            <w:r>
+              <w:rPr>
+                <w:rStyle w:val="Hyperlink"/>
+                <w:rFonts w:ascii="Times New Roman" w:hAnsi="Times New Roman"/>
+                <w:noProof/>
+              </w:rPr>
+              <w:t>3.4 Frontend architecture</w:t>
+            </w:r>
+            <w:r>
+              <w:rPr>
+                <w:noProof/>
+                <w:webHidden/>
+              </w:rPr>
+              <w:tab/>
+            </w:r>
+            <w:r>
+              <w:rPr>
+                <w:noProof/>
+                <w:webHidden/>
+              </w:rPr>
+              <w:fldChar w:fldCharType="begin"/>
+            </w:r>
+            <w:r>
+              <w:rPr>
+                <w:noProof/>
+                <w:webHidden/>
+              </w:rPr>
+              <w:instrText xml:space="preserve"> PAGEREF _Toc231759806 \h </w:instrText>
+            </w:r>
+            <w:r>
+              <w:rPr>
+                <w:noProof/>
+                <w:webHidden/>
+              </w:rPr>
+            </w:r>
+            <w:r>
+              <w:rPr>
+                <w:noProof/>
+                <w:webHidden/>
+              </w:rPr>
+              <w:fldChar w:fldCharType="separate"/>
+            </w:r>
+            <w:r>
+              <w:rPr>
+                <w:noProof/>
+                <w:webHidden/>
+              </w:rPr>
+              <w:t>12</w:t>
+            </w:r>
+            <w:r>
+              <w:rPr>
+                <w:noProof/>
+                <w:webHidden/>
+              </w:rPr>
+              <w:fldChar w:fldCharType="end"/>
+            </w:r>
+          </w:hyperlink>
+        </w:p>
+        <w:p>
+          <w:pPr>
+            <w:pStyle w:val="TOC2"/>
+            <w:tabs>
+              <w:tab w:val="right" w:leader="dot" w:pos="9061"/>
+            </w:tabs>
+            <w:rPr>
+              <w:noProof/>
+            </w:rPr>
+          </w:pPr>
+          <w:hyperlink w:anchor="_Toc231759807" w:history="1">
+            <w:r>
+              <w:rPr>
+                <w:rStyle w:val="Hyperlink"/>
+                <w:rFonts w:ascii="Times New Roman" w:hAnsi="Times New Roman"/>
+                <w:noProof/>
+              </w:rPr>
+              <w:t>4. Kiến trúc dữ liệu</w:t>
+            </w:r>
+            <w:r>
+              <w:rPr>
+                <w:noProof/>
+                <w:webHidden/>
+              </w:rPr>
+              <w:tab/>
+            </w:r>
+            <w:r>
+              <w:rPr>
+                <w:noProof/>
+                <w:webHidden/>
+              </w:rPr>
+              <w:fldChar w:fldCharType="begin"/>
+            </w:r>
+            <w:r>
+              <w:rPr>
+                <w:noProof/>
+                <w:webHidden/>
+              </w:rPr>
+              <w:instrText xml:space="preserve"> PAGEREF _Toc231759807 \h </w:instrText>
+            </w:r>
+            <w:r>
+              <w:rPr>
+                <w:noProof/>
+                <w:webHidden/>
+              </w:rPr>
+            </w:r>
+            <w:r>
+              <w:rPr>
+                <w:noProof/>
+                <w:webHidden/>
+              </w:rPr>
+              <w:fldChar w:fldCharType="separate"/>
+            </w:r>
+            <w:r>
+              <w:rPr>
+                <w:noProof/>
+                <w:webHidden/>
+              </w:rPr>
+              <w:t>14</w:t>
+            </w:r>
+            <w:r>
+              <w:rPr>
+                <w:noProof/>
+                <w:webHidden/>
+              </w:rPr>
+              <w:fldChar w:fldCharType="end"/>
+            </w:r>
+          </w:hyperlink>
+        </w:p>
+        <w:p>
+          <w:pPr>
+            <w:pStyle w:val="TOC3"/>
+            <w:tabs>
+              <w:tab w:val="right" w:leader="dot" w:pos="9061"/>
+            </w:tabs>
+            <w:rPr>
+              <w:noProof/>
+            </w:rPr>
+          </w:pPr>
+          <w:hyperlink w:anchor="_Toc231759808" w:history="1">
+            <w:r>
+              <w:rPr>
+                <w:rStyle w:val="Hyperlink"/>
+                <w:rFonts w:ascii="Times New Roman" w:hAnsi="Times New Roman"/>
+                <w:noProof/>
+              </w:rPr>
+              <w:t>4.1 Sơ đồ ERD</w:t>
+            </w:r>
+            <w:r>
+              <w:rPr>
+                <w:noProof/>
+                <w:webHidden/>
+              </w:rPr>
+              <w:tab/>
+            </w:r>
+            <w:r>
+              <w:rPr>
+                <w:noProof/>
+                <w:webHidden/>
+              </w:rPr>
+              <w:fldChar w:fldCharType="begin"/>
+            </w:r>
+            <w:r>
+              <w:rPr>
+                <w:noProof/>
+                <w:webHidden/>
+              </w:rPr>
+              <w:instrText xml:space="preserve"> PAGEREF _Toc231759808 \h </w:instrText>
+            </w:r>
+            <w:r>
+              <w:rPr>
+                <w:noProof/>
+                <w:webHidden/>
+              </w:rPr>
+            </w:r>
+            <w:r>
+              <w:rPr>
+                <w:noProof/>
+                <w:webHidden/>
+              </w:rPr>
+              <w:fldChar w:fldCharType="separate"/>
+            </w:r>
+            <w:r>
+              <w:rPr>
+                <w:noProof/>
+                <w:webHidden/>
+              </w:rPr>
+              <w:t>14</w:t>
+            </w:r>
+            <w:r>
+              <w:rPr>
+                <w:noProof/>
+                <w:webHidden/>
+              </w:rPr>
+              <w:fldChar w:fldCharType="end"/>
+            </w:r>
+          </w:hyperlink>
+        </w:p>
+        <w:p>
+          <w:pPr>
+            <w:pStyle w:val="TOC3"/>
+            <w:tabs>
+              <w:tab w:val="right" w:leader="dot" w:pos="9061"/>
+            </w:tabs>
+            <w:rPr>
+              <w:noProof/>
+            </w:rPr>
+          </w:pPr>
+          <w:hyperlink w:anchor="_Toc231759809" w:history="1">
+            <w:r>
+              <w:rPr>
+                <w:rStyle w:val="Hyperlink"/>
+                <w:rFonts w:ascii="Times New Roman" w:hAnsi="Times New Roman"/>
+                <w:noProof/>
+              </w:rPr>
+              <w:t>4.2 Phân loại bảng</w:t>
+            </w:r>
+            <w:r>
+              <w:rPr>
+                <w:noProof/>
+                <w:webHidden/>
+              </w:rPr>
+              <w:tab/>
+            </w:r>
+            <w:r>
+              <w:rPr>
+                <w:noProof/>
+                <w:webHidden/>
+              </w:rPr>
+              <w:fldChar w:fldCharType="begin"/>
+            </w:r>
+            <w:r>
+              <w:rPr>
+                <w:noProof/>
+                <w:webHidden/>
+              </w:rPr>
+              <w:instrText xml:space="preserve"> PAGEREF _Toc231759809 \h </w:instrText>
+            </w:r>
+            <w:r>
+              <w:rPr>
+                <w:noProof/>
+                <w:webHidden/>
+              </w:rPr>
+            </w:r>
+            <w:r>
+              <w:rPr>
+                <w:noProof/>
+                <w:webHidden/>
+              </w:rPr>
+              <w:fldChar w:fldCharType="separate"/>
+            </w:r>
+            <w:r>
+              <w:rPr>
+                <w:noProof/>
+                <w:webHidden/>
+              </w:rPr>
+              <w:t>15</w:t>
+            </w:r>
+            <w:r>
+              <w:rPr>
+                <w:noProof/>
+                <w:webHidden/>
+              </w:rPr>
+              <w:fldChar w:fldCharType="end"/>
+            </w:r>
+          </w:hyperlink>
+        </w:p>
+        <w:p>
+          <w:pPr>
+            <w:pStyle w:val="TOC3"/>
+            <w:tabs>
+              <w:tab w:val="right" w:leader="dot" w:pos="9061"/>
+            </w:tabs>
+            <w:rPr>
+              <w:noProof/>
+            </w:rPr>
+          </w:pPr>
+          <w:hyperlink w:anchor="_Toc231759810" w:history="1">
+            <w:r>
+              <w:rPr>
+                <w:rStyle w:val="Hyperlink"/>
+                <w:rFonts w:ascii="Times New Roman" w:hAnsi="Times New Roman"/>
+                <w:noProof/>
+              </w:rPr>
+              <w:t>4.3 Luồng dữ liệu chính</w:t>
+            </w:r>
+            <w:r>
+              <w:rPr>
+                <w:noProof/>
+                <w:webHidden/>
+              </w:rPr>
+              <w:tab/>
+            </w:r>
+            <w:r>
+              <w:rPr>
+                <w:noProof/>
+                <w:webHidden/>
+              </w:rPr>
+              <w:fldChar w:fldCharType="begin"/>
+            </w:r>
+            <w:r>
+              <w:rPr>
+                <w:noProof/>
+                <w:webHidden/>
+              </w:rPr>
+              <w:instrText xml:space="preserve"> PAGEREF _Toc231759810 \h </w:instrText>
+            </w:r>
+            <w:r>
+              <w:rPr>
+                <w:noProof/>
+                <w:webHidden/>
+              </w:rPr>
+            </w:r>
+            <w:r>
+              <w:rPr>
+                <w:noProof/>
+                <w:webHidden/>
+              </w:rPr>
+              <w:fldChar w:fldCharType="separate"/>
+            </w:r>
+            <w:r>
+              <w:rPr>
+                <w:noProof/>
+                <w:webHidden/>
+              </w:rPr>
+              <w:t>15</w:t>
+            </w:r>
+            <w:r>
+              <w:rPr>
+                <w:noProof/>
+                <w:webHidden/>
+              </w:rPr>
+              <w:fldChar w:fldCharType="end"/>
+            </w:r>
+          </w:hyperlink>
+        </w:p>
+        <w:p>
+          <w:pPr>
+            <w:pStyle w:val="TOC3"/>
+            <w:tabs>
+              <w:tab w:val="right" w:leader="dot" w:pos="9061"/>
+            </w:tabs>
+            <w:rPr>
+              <w:noProof/>
+            </w:rPr>
+          </w:pPr>
+          <w:hyperlink w:anchor="_Toc231759811" w:history="1">
+            <w:r>
+              <w:rPr>
+                <w:rStyle w:val="Hyperlink"/>
+                <w:rFonts w:ascii="Times New Roman" w:hAnsi="Times New Roman"/>
+                <w:noProof/>
+              </w:rPr>
+              <w:t>4.4 Đồng bộ dữ liệu</w:t>
+            </w:r>
+            <w:r>
+              <w:rPr>
+                <w:noProof/>
+                <w:webHidden/>
+              </w:rPr>
+              <w:tab/>
+            </w:r>
+            <w:r>
+              <w:rPr>
+                <w:noProof/>
+                <w:webHidden/>
+              </w:rPr>
+              <w:fldChar w:fldCharType="begin"/>
+            </w:r>
+            <w:r>
+              <w:rPr>
+                <w:noProof/>
+                <w:webHidden/>
+              </w:rPr>
+              <w:instrText xml:space="preserve"> PAGEREF _Toc231759811 \h </w:instrText>
+            </w:r>
+            <w:r>
+              <w:rPr>
+                <w:noProof/>
+                <w:webHidden/>
+              </w:rPr>
+            </w:r>
+            <w:r>
+              <w:rPr>
+                <w:noProof/>
+                <w:webHidden/>
+              </w:rPr>
+              <w:fldChar w:fldCharType="separate"/>
+            </w:r>
+            <w:r>
+              <w:rPr>
+                <w:noProof/>
+                <w:webHidden/>
+              </w:rPr>
+              <w:t>17</w:t>
+            </w:r>
+            <w:r>
+              <w:rPr>
+                <w:noProof/>
+                <w:webHidden/>
+              </w:rPr>
+              <w:fldChar w:fldCharType="end"/>
+            </w:r>
+          </w:hyperlink>
+        </w:p>
+        <w:p>
+          <w:pPr>
+            <w:pStyle w:val="TOC3"/>
+            <w:tabs>
+              <w:tab w:val="right" w:leader="dot" w:pos="9061"/>
+            </w:tabs>
+            <w:rPr>
+              <w:noProof/>
+            </w:rPr>
+          </w:pPr>
+          <w:hyperlink w:anchor="_Toc231759812" w:history="1">
+            <w:r>
+              <w:rPr>
+                <w:rStyle w:val="Hyperlink"/>
+                <w:rFonts w:ascii="Times New Roman" w:hAnsi="Times New Roman"/>
+                <w:noProof/>
+              </w:rPr>
+              <w:t>4.5 Giao tiếp với hệ thống ngoài</w:t>
+            </w:r>
+            <w:r>
+              <w:rPr>
+                <w:noProof/>
+                <w:webHidden/>
+              </w:rPr>
+              <w:tab/>
+            </w:r>
+            <w:r>
+              <w:rPr>
+                <w:noProof/>
+                <w:webHidden/>
+              </w:rPr>
+              <w:fldChar w:fldCharType="begin"/>
+            </w:r>
+            <w:r>
+              <w:rPr>
+                <w:noProof/>
+                <w:webHidden/>
+              </w:rPr>
+              <w:instrText xml:space="preserve"> PAGEREF _Toc231759812 \h </w:instrText>
+            </w:r>
+            <w:r>
+              <w:rPr>
+                <w:noProof/>
+                <w:webHidden/>
+              </w:rPr>
+            </w:r>
+            <w:r>
+              <w:rPr>
+                <w:noProof/>
+                <w:webHidden/>
+              </w:rPr>
+              <w:fldChar w:fldCharType="separate"/>
+            </w:r>
+            <w:r>
+              <w:rPr>
+                <w:noProof/>
+                <w:webHidden/>
+              </w:rPr>
+              <w:t>17</w:t>
+            </w:r>
+            <w:r>
+              <w:rPr>
+                <w:noProof/>
+                <w:webHidden/>
+              </w:rPr>
+              <w:fldChar w:fldCharType="end"/>
+            </w:r>
+          </w:hyperlink>
+        </w:p>
+        <w:p>
+          <w:pPr>
+            <w:pStyle w:val="TOC2"/>
+            <w:tabs>
+              <w:tab w:val="right" w:leader="dot" w:pos="9061"/>
+            </w:tabs>
+            <w:rPr>
+              <w:noProof/>
+            </w:rPr>
+          </w:pPr>
+          <w:hyperlink w:anchor="_Toc231759813" w:history="1">
+            <w:r>
+              <w:rPr>
+                <w:rStyle w:val="Hyperlink"/>
+                <w:rFonts w:ascii="Times New Roman" w:hAnsi="Times New Roman"/>
+                <w:noProof/>
+              </w:rPr>
+              <w:t>5. Kiến trúc vật lý / Triển khai</w:t>
+            </w:r>
+            <w:r>
+              <w:rPr>
+                <w:noProof/>
+                <w:webHidden/>
+              </w:rPr>
+              <w:tab/>
+            </w:r>
+            <w:r>
+              <w:rPr>
+                <w:noProof/>
+                <w:webHidden/>
+              </w:rPr>
+              <w:fldChar w:fldCharType="begin"/>
+            </w:r>
+            <w:r>
+              <w:rPr>
+                <w:noProof/>
+                <w:webHidden/>
+              </w:rPr>
+              <w:instrText xml:space="preserve"> PAGEREF _Toc231759813 \h </w:instrText>
+            </w:r>
+            <w:r>
+              <w:rPr>
+                <w:noProof/>
+                <w:webHidden/>
+              </w:rPr>
+            </w:r>
+            <w:r>
+              <w:rPr>
+                <w:noProof/>
+                <w:webHidden/>
+              </w:rPr>
+              <w:fldChar w:fldCharType="separate"/>
+            </w:r>
+            <w:r>
+              <w:rPr>
+                <w:noProof/>
+                <w:webHidden/>
+              </w:rPr>
+              <w:t>18</w:t>
+            </w:r>
+            <w:r>
+              <w:rPr>
+                <w:noProof/>
+                <w:webHidden/>
+              </w:rPr>
+              <w:fldChar w:fldCharType="end"/>
+            </w:r>
+          </w:hyperlink>
+        </w:p>
+        <w:p>
+          <w:pPr>
+            <w:pStyle w:val="TOC3"/>
+            <w:tabs>
+              <w:tab w:val="right" w:leader="dot" w:pos="9061"/>
+            </w:tabs>
+            <w:rPr>
+              <w:noProof/>
+            </w:rPr>
+          </w:pPr>
+          <w:hyperlink w:anchor="_Toc231759814" w:history="1">
+            <w:r>
+              <w:rPr>
+                <w:rStyle w:val="Hyperlink"/>
+                <w:rFonts w:ascii="Times New Roman" w:hAnsi="Times New Roman"/>
+                <w:noProof/>
+              </w:rPr>
+              <w:t>5.1 Sơ đồ container (Docker Compose)</w:t>
+            </w:r>
+            <w:r>
+              <w:rPr>
+                <w:noProof/>
+                <w:webHidden/>
+              </w:rPr>
+              <w:tab/>
+            </w:r>
+            <w:r>
+              <w:rPr>
+                <w:noProof/>
+                <w:webHidden/>
+              </w:rPr>
+              <w:fldChar w:fldCharType="begin"/>
+            </w:r>
+            <w:r>
+              <w:rPr>
+                <w:noProof/>
+                <w:webHidden/>
+              </w:rPr>
+              <w:instrText xml:space="preserve"> PAGEREF _Toc231759814 \h </w:instrText>
+            </w:r>
+            <w:r>
+              <w:rPr>
+                <w:noProof/>
+                <w:webHidden/>
+              </w:rPr>
+            </w:r>
+            <w:r>
+              <w:rPr>
+                <w:noProof/>
+                <w:webHidden/>
+              </w:rPr>
+              <w:fldChar w:fldCharType="separate"/>
+            </w:r>
+            <w:r>
+              <w:rPr>
+                <w:noProof/>
+                <w:webHidden/>
+              </w:rPr>
+              <w:t>18</w:t>
+            </w:r>
+            <w:r>
+              <w:rPr>
+                <w:noProof/>
+                <w:webHidden/>
+              </w:rPr>
+              <w:fldChar w:fldCharType="end"/>
+            </w:r>
+          </w:hyperlink>
+        </w:p>
+        <w:p>
+          <w:pPr>
+            <w:pStyle w:val="TOC3"/>
+            <w:tabs>
+              <w:tab w:val="right" w:leader="dot" w:pos="9061"/>
+            </w:tabs>
+            <w:rPr>
+              <w:noProof/>
+            </w:rPr>
+          </w:pPr>
+          <w:hyperlink w:anchor="_Toc231759815" w:history="1">
+            <w:r>
+              <w:rPr>
+                <w:rStyle w:val="Hyperlink"/>
+                <w:rFonts w:ascii="Times New Roman" w:hAnsi="Times New Roman"/>
+                <w:noProof/>
+              </w:rPr>
+              <w:t>5.2 Cấu hình tối thiểu</w:t>
+            </w:r>
+            <w:r>
+              <w:rPr>
+                <w:noProof/>
+                <w:webHidden/>
+              </w:rPr>
+              <w:tab/>
+            </w:r>
+            <w:r>
+              <w:rPr>
+                <w:noProof/>
+                <w:webHidden/>
+              </w:rPr>
+              <w:fldChar w:fldCharType="begin"/>
+            </w:r>
+            <w:r>
+              <w:rPr>
+                <w:noProof/>
+                <w:webHidden/>
+              </w:rPr>
+              <w:instrText xml:space="preserve"> PAGEREF _Toc231759815 \h </w:instrText>
+            </w:r>
+            <w:r>
+              <w:rPr>
+                <w:noProof/>
+                <w:webHidden/>
+              </w:rPr>
+            </w:r>
+            <w:r>
+              <w:rPr>
+                <w:noProof/>
+                <w:webHidden/>
+              </w:rPr>
+              <w:fldChar w:fldCharType="separate"/>
+            </w:r>
+            <w:r>
+              <w:rPr>
+                <w:noProof/>
+                <w:webHidden/>
+              </w:rPr>
+              <w:t>18</w:t>
+            </w:r>
+            <w:r>
+              <w:rPr>
+                <w:noProof/>
+                <w:webHidden/>
+              </w:rPr>
+              <w:fldChar w:fldCharType="end"/>
+            </w:r>
+          </w:hyperlink>
+        </w:p>
+        <w:p>
+          <w:pPr>
+            <w:pStyle w:val="TOC3"/>
+            <w:tabs>
+              <w:tab w:val="right" w:leader="dot" w:pos="9061"/>
+            </w:tabs>
+            <w:rPr>
+              <w:noProof/>
+            </w:rPr>
+          </w:pPr>
+          <w:hyperlink w:anchor="_Toc231759816" w:history="1">
+            <w:r>
+              <w:rPr>
+                <w:rStyle w:val="Hyperlink"/>
+                <w:rFonts w:ascii="Times New Roman" w:hAnsi="Times New Roman"/>
+                <w:noProof/>
+              </w:rPr>
+              <w:t>5.3 Phương thức kết nối</w:t>
+            </w:r>
+            <w:r>
+              <w:rPr>
+                <w:noProof/>
+                <w:webHidden/>
+              </w:rPr>
+              <w:tab/>
+            </w:r>
+            <w:r>
+              <w:rPr>
+                <w:noProof/>
+                <w:webHidden/>
+              </w:rPr>
+              <w:fldChar w:fldCharType="begin"/>
+            </w:r>
+            <w:r>
+              <w:rPr>
+                <w:noProof/>
+                <w:webHidden/>
+              </w:rPr>
+              <w:instrText xml:space="preserve"> PAGEREF _Toc231759816 \h </w:instrText>
+            </w:r>
+            <w:r>
+              <w:rPr>
+                <w:noProof/>
+                <w:webHidden/>
+              </w:rPr>
+            </w:r>
+            <w:r>
+              <w:rPr>
+                <w:noProof/>
+                <w:webHidden/>
+              </w:rPr>
+              <w:fldChar w:fldCharType="separate"/>
+            </w:r>
+            <w:r>
+              <w:rPr>
+                <w:noProof/>
+                <w:webHidden/>
+              </w:rPr>
+              <w:t>18</w:t>
+            </w:r>
+            <w:r>
+              <w:rPr>
+                <w:noProof/>
+                <w:webHidden/>
+              </w:rPr>
+              <w:fldChar w:fldCharType="end"/>
+            </w:r>
+          </w:hyperlink>
+        </w:p>
+        <w:p>
+          <w:pPr>
+            <w:pStyle w:val="TOC3"/>
+            <w:tabs>
+              <w:tab w:val="right" w:leader="dot" w:pos="9061"/>
+            </w:tabs>
+            <w:rPr>
+              <w:noProof/>
+            </w:rPr>
+          </w:pPr>
+          <w:hyperlink w:anchor="_Toc231759817" w:history="1">
+            <w:r>
+              <w:rPr>
+                <w:rStyle w:val="Hyperlink"/>
+                <w:rFonts w:ascii="Times New Roman" w:hAnsi="Times New Roman"/>
+                <w:noProof/>
+              </w:rPr>
+              <w:t>5.4 Quan hệ tiến trình ↔ thiết bị</w:t>
+            </w:r>
+            <w:r>
+              <w:rPr>
+                <w:noProof/>
+                <w:webHidden/>
+              </w:rPr>
+              <w:tab/>
+            </w:r>
+            <w:r>
+              <w:rPr>
+                <w:noProof/>
+                <w:webHidden/>
+              </w:rPr>
+              <w:fldChar w:fldCharType="begin"/>
+            </w:r>
+            <w:r>
+              <w:rPr>
+                <w:noProof/>
+                <w:webHidden/>
+              </w:rPr>
+              <w:instrText xml:space="preserve"> PAGEREF _Toc231759817 \h </w:instrText>
+            </w:r>
+            <w:r>
+              <w:rPr>
+                <w:noProof/>
+                <w:webHidden/>
+              </w:rPr>
+            </w:r>
+            <w:r>
+              <w:rPr>
+                <w:noProof/>
+                <w:webHidden/>
+              </w:rPr>
+              <w:fldChar w:fldCharType="separate"/>
+            </w:r>
+            <w:r>
+              <w:rPr>
+                <w:noProof/>
+                <w:webHidden/>
+              </w:rPr>
+              <w:t>19</w:t>
+            </w:r>
+            <w:r>
+              <w:rPr>
+                <w:noProof/>
+                <w:webHidden/>
+              </w:rPr>
+              <w:fldChar w:fldCharType="end"/>
+            </w:r>
+          </w:hyperlink>
+        </w:p>
+        <w:p>
+          <w:pPr>
+            <w:pStyle w:val="TOC2"/>
+            <w:tabs>
+              <w:tab w:val="right" w:leader="dot" w:pos="9061"/>
+            </w:tabs>
+            <w:rPr>
+              <w:noProof/>
+            </w:rPr>
+          </w:pPr>
+          <w:hyperlink w:anchor="_Toc231759818" w:history="1">
+            <w:r>
+              <w:rPr>
+                <w:rStyle w:val="Hyperlink"/>
+                <w:rFonts w:ascii="Times New Roman" w:hAnsi="Times New Roman"/>
+                <w:noProof/>
+              </w:rPr>
+              <w:t>6. Kiến trúc bảo mật</w:t>
+            </w:r>
+            <w:r>
+              <w:rPr>
+                <w:noProof/>
+                <w:webHidden/>
+              </w:rPr>
+              <w:tab/>
+            </w:r>
+            <w:r>
+              <w:rPr>
+                <w:noProof/>
+                <w:webHidden/>
+              </w:rPr>
+              <w:fldChar w:fldCharType="begin"/>
+            </w:r>
+            <w:r>
+              <w:rPr>
+                <w:noProof/>
+                <w:webHidden/>
+              </w:rPr>
+              <w:instrText xml:space="preserve"> PAGEREF _Toc231759818 \h </w:instrText>
+            </w:r>
+            <w:r>
+              <w:rPr>
+                <w:noProof/>
+                <w:webHidden/>
+              </w:rPr>
+            </w:r>
+            <w:r>
+              <w:rPr>
+                <w:noProof/>
+                <w:webHidden/>
+              </w:rPr>
+              <w:fldChar w:fldCharType="separate"/>
+            </w:r>
+            <w:r>
+              <w:rPr>
+                <w:noProof/>
+                <w:webHidden/>
+              </w:rPr>
+              <w:t>20</w:t>
+            </w:r>
+            <w:r>
+              <w:rPr>
+                <w:noProof/>
+                <w:webHidden/>
+              </w:rPr>
+              <w:fldChar w:fldCharType="end"/>
+            </w:r>
+          </w:hyperlink>
+        </w:p>
+        <w:p>
+          <w:pPr>
+            <w:pStyle w:val="TOC3"/>
+            <w:tabs>
+              <w:tab w:val="right" w:leader="dot" w:pos="9061"/>
+            </w:tabs>
+            <w:rPr>
+              <w:noProof/>
+            </w:rPr>
+          </w:pPr>
+          <w:hyperlink w:anchor="_Toc231759819" w:history="1">
+            <w:r>
+              <w:rPr>
+                <w:rStyle w:val="Hyperlink"/>
+                <w:rFonts w:ascii="Times New Roman" w:hAnsi="Times New Roman"/>
+                <w:noProof/>
+              </w:rPr>
+              <w:t>6.1 Mô hình tin cậy</w:t>
+            </w:r>
+            <w:r>
+              <w:rPr>
+                <w:noProof/>
+                <w:webHidden/>
+              </w:rPr>
+              <w:tab/>
+            </w:r>
+            <w:r>
+              <w:rPr>
+                <w:noProof/>
+                <w:webHidden/>
+              </w:rPr>
+              <w:fldChar w:fldCharType="begin"/>
+            </w:r>
+            <w:r>
+              <w:rPr>
+                <w:noProof/>
+                <w:webHidden/>
+              </w:rPr>
+              <w:instrText xml:space="preserve"> PAGEREF _Toc231759819 \h </w:instrText>
+            </w:r>
+            <w:r>
+              <w:rPr>
+                <w:noProof/>
+                <w:webHidden/>
+              </w:rPr>
+            </w:r>
+            <w:r>
+              <w:rPr>
+                <w:noProof/>
+                <w:webHidden/>
+              </w:rPr>
+              <w:fldChar w:fldCharType="separate"/>
+            </w:r>
+            <w:r>
+              <w:rPr>
+                <w:noProof/>
+                <w:webHidden/>
+              </w:rPr>
+              <w:t>20</w:t>
+            </w:r>
+            <w:r>
+              <w:rPr>
+                <w:noProof/>
+                <w:webHidden/>
+              </w:rPr>
+              <w:fldChar w:fldCharType="end"/>
+            </w:r>
+          </w:hyperlink>
+        </w:p>
+        <w:p>
+          <w:pPr>
+            <w:pStyle w:val="TOC3"/>
+            <w:tabs>
+              <w:tab w:val="right" w:leader="dot" w:pos="9061"/>
+            </w:tabs>
+            <w:rPr>
+              <w:noProof/>
+            </w:rPr>
+          </w:pPr>
+          <w:hyperlink w:anchor="_Toc231759820" w:history="1">
+            <w:r>
+              <w:rPr>
+                <w:rStyle w:val="Hyperlink"/>
+                <w:rFonts w:ascii="Times New Roman" w:hAnsi="Times New Roman"/>
+                <w:noProof/>
+              </w:rPr>
+              <w:t>6.2 Cơ chế bảo mật chính</w:t>
+            </w:r>
+            <w:r>
+              <w:rPr>
+                <w:noProof/>
+                <w:webHidden/>
+              </w:rPr>
+              <w:tab/>
+            </w:r>
+            <w:r>
+              <w:rPr>
+                <w:noProof/>
+                <w:webHidden/>
+              </w:rPr>
+              <w:fldChar w:fldCharType="begin"/>
+            </w:r>
+            <w:r>
+              <w:rPr>
+                <w:noProof/>
+                <w:webHidden/>
+              </w:rPr>
+              <w:instrText xml:space="preserve"> PAGEREF _Toc231759820 \h </w:instrText>
+            </w:r>
+            <w:r>
+              <w:rPr>
+                <w:noProof/>
+                <w:webHidden/>
+              </w:rPr>
+            </w:r>
+            <w:r>
+              <w:rPr>
+                <w:noProof/>
+                <w:webHidden/>
+              </w:rPr>
+              <w:fldChar w:fldCharType="separate"/>
+            </w:r>
+            <w:r>
+              <w:rPr>
+                <w:noProof/>
+                <w:webHidden/>
+              </w:rPr>
+              <w:t>22</w:t>
+            </w:r>
+            <w:r>
+              <w:rPr>
+                <w:noProof/>
+                <w:webHidden/>
+              </w:rPr>
+              <w:fldChar w:fldCharType="end"/>
+            </w:r>
+          </w:hyperlink>
+        </w:p>
+        <w:p>
+          <w:pPr>
+            <w:pStyle w:val="TOC3"/>
+            <w:tabs>
+              <w:tab w:val="right" w:leader="dot" w:pos="9061"/>
+            </w:tabs>
+            <w:rPr>
+              <w:noProof/>
+            </w:rPr>
+          </w:pPr>
+          <w:hyperlink w:anchor="_Toc231759821" w:history="1">
+            <w:r>
+              <w:rPr>
+                <w:rStyle w:val="Hyperlink"/>
+                <w:rFonts w:ascii="Times New Roman" w:hAnsi="Times New Roman"/>
+                <w:noProof/>
+              </w:rPr>
+              <w:t>6.3 Ownership check</w:t>
+            </w:r>
+            <w:r>
+              <w:rPr>
+                <w:noProof/>
+                <w:webHidden/>
+              </w:rPr>
+              <w:tab/>
+            </w:r>
+            <w:r>
+              <w:rPr>
+                <w:noProof/>
+                <w:webHidden/>
+              </w:rPr>
+              <w:fldChar w:fldCharType="begin"/>
+            </w:r>
+            <w:r>
+              <w:rPr>
+                <w:noProof/>
+                <w:webHidden/>
+              </w:rPr>
+              <w:instrText xml:space="preserve"> PAGEREF _Toc231759821 \h </w:instrText>
+            </w:r>
+            <w:r>
+              <w:rPr>
+                <w:noProof/>
+                <w:webHidden/>
+              </w:rPr>
+            </w:r>
+            <w:r>
+              <w:rPr>
+                <w:noProof/>
+                <w:webHidden/>
+              </w:rPr>
+              <w:fldChar w:fldCharType="separate"/>
+            </w:r>
+            <w:r>
+              <w:rPr>
+                <w:noProof/>
+                <w:webHidden/>
+              </w:rPr>
+              <w:t>22</w:t>
+            </w:r>
+            <w:r>
+              <w:rPr>
+                <w:noProof/>
+                <w:webHidden/>
+              </w:rPr>
+              <w:fldChar w:fldCharType="end"/>
+            </w:r>
+          </w:hyperlink>
+        </w:p>
+        <w:p>
+          <w:pPr>
+            <w:pStyle w:val="TOC2"/>
+            <w:tabs>
+              <w:tab w:val="right" w:leader="dot" w:pos="9061"/>
+            </w:tabs>
+            <w:rPr>
+              <w:noProof/>
+            </w:rPr>
+          </w:pPr>
+          <w:hyperlink w:anchor="_Toc231759822" w:history="1">
+            <w:r>
+              <w:rPr>
+                <w:rStyle w:val="Hyperlink"/>
+                <w:rFonts w:ascii="Times New Roman" w:hAnsi="Times New Roman"/>
+                <w:noProof/>
+              </w:rPr>
+              <w:t>7. Sao lưu &amp; phục hồi</w:t>
+            </w:r>
+            <w:r>
+              <w:rPr>
+                <w:noProof/>
+                <w:webHidden/>
+              </w:rPr>
+              <w:tab/>
+            </w:r>
+            <w:r>
+              <w:rPr>
+                <w:noProof/>
+                <w:webHidden/>
+              </w:rPr>
+              <w:fldChar w:fldCharType="begin"/>
+            </w:r>
+            <w:r>
+              <w:rPr>
+                <w:noProof/>
+                <w:webHidden/>
+              </w:rPr>
+              <w:instrText xml:space="preserve"> PAGEREF _Toc231759822 \h </w:instrText>
+            </w:r>
+            <w:r>
+              <w:rPr>
+                <w:noProof/>
+                <w:webHidden/>
+              </w:rPr>
+            </w:r>
+            <w:r>
+              <w:rPr>
+                <w:noProof/>
+                <w:webHidden/>
+              </w:rPr>
+              <w:fldChar w:fldCharType="separate"/>
+            </w:r>
+            <w:r>
+              <w:rPr>
+                <w:noProof/>
+                <w:webHidden/>
+              </w:rPr>
+              <w:t>23</w:t>
+            </w:r>
+            <w:r>
+              <w:rPr>
+                <w:noProof/>
+                <w:webHidden/>
+              </w:rPr>
+              <w:fldChar w:fldCharType="end"/>
+            </w:r>
+          </w:hyperlink>
+        </w:p>
+        <w:p>
+          <w:pPr>
+            <w:pStyle w:val="TOC2"/>
+            <w:tabs>
+              <w:tab w:val="right" w:leader="dot" w:pos="9061"/>
+            </w:tabs>
+            <w:rPr>
+              <w:noProof/>
+            </w:rPr>
+          </w:pPr>
+          <w:hyperlink w:anchor="_Toc231759823" w:history="1">
+            <w:r>
+              <w:rPr>
+                <w:rStyle w:val="Hyperlink"/>
+                <w:rFonts w:ascii="Times New Roman" w:hAnsi="Times New Roman"/>
+                <w:noProof/>
+              </w:rPr>
+              <w:t>8. Quyết định kiến trúc (ADR)</w:t>
+            </w:r>
+            <w:r>
+              <w:rPr>
+                <w:noProof/>
+                <w:webHidden/>
+              </w:rPr>
+              <w:tab/>
+            </w:r>
+            <w:r>
+              <w:rPr>
+                <w:noProof/>
+                <w:webHidden/>
+              </w:rPr>
+              <w:fldChar w:fldCharType="begin"/>
+            </w:r>
+            <w:r>
+              <w:rPr>
+                <w:noProof/>
+                <w:webHidden/>
+              </w:rPr>
+              <w:instrText xml:space="preserve"> PAGEREF _Toc231759823 \h </w:instrText>
+            </w:r>
+            <w:r>
+              <w:rPr>
+                <w:noProof/>
+                <w:webHidden/>
+              </w:rPr>
+            </w:r>
+            <w:r>
+              <w:rPr>
+                <w:noProof/>
+                <w:webHidden/>
+              </w:rPr>
+              <w:fldChar w:fldCharType="separate"/>
+            </w:r>
+            <w:r>
+              <w:rPr>
+                <w:noProof/>
+                <w:webHidden/>
+              </w:rPr>
+              <w:t>23</w:t>
+            </w:r>
+            <w:r>
+              <w:rPr>
+                <w:noProof/>
+                <w:webHidden/>
+              </w:rPr>
+              <w:fldChar w:fldCharType="end"/>
+            </w:r>
+          </w:hyperlink>
+        </w:p>
+        <w:p>
+          <w:pPr>
+            <w:pStyle w:val="TOC3"/>
+            <w:tabs>
+              <w:tab w:val="right" w:leader="dot" w:pos="9061"/>
+            </w:tabs>
+            <w:rPr>
+              <w:noProof/>
+            </w:rPr>
+          </w:pPr>
+          <w:hyperlink w:anchor="_Toc231759824" w:history="1">
+            <w:r>
+              <w:rPr>
+                <w:rStyle w:val="Hyperlink"/>
+                <w:rFonts w:ascii="Times New Roman" w:hAnsi="Times New Roman"/>
+                <w:noProof/>
+              </w:rPr>
+              <w:t>ADR-001 — Stateless JWT thay session</w:t>
+            </w:r>
+            <w:r>
+              <w:rPr>
+                <w:noProof/>
+                <w:webHidden/>
+              </w:rPr>
+              <w:tab/>
+            </w:r>
+            <w:r>
+              <w:rPr>
+                <w:noProof/>
+                <w:webHidden/>
+              </w:rPr>
+              <w:fldChar w:fldCharType="begin"/>
+            </w:r>
+            <w:r>
+              <w:rPr>
+                <w:noProof/>
+                <w:webHidden/>
+              </w:rPr>
+              <w:instrText xml:space="preserve"> PAGEREF _Toc231759824 \h </w:instrText>
+            </w:r>
+            <w:r>
+              <w:rPr>
+                <w:noProof/>
+                <w:webHidden/>
+              </w:rPr>
+            </w:r>
+            <w:r>
+              <w:rPr>
+                <w:noProof/>
+                <w:webHidden/>
+              </w:rPr>
+              <w:fldChar w:fldCharType="separate"/>
+            </w:r>
+            <w:r>
+              <w:rPr>
+                <w:noProof/>
+                <w:webHidden/>
+              </w:rPr>
+              <w:t>23</w:t>
+            </w:r>
+            <w:r>
+              <w:rPr>
+                <w:noProof/>
+                <w:webHidden/>
+              </w:rPr>
+              <w:fldChar w:fldCharType="end"/>
+            </w:r>
+          </w:hyperlink>
+        </w:p>
+        <w:p>
+          <w:pPr>
+            <w:pStyle w:val="TOC3"/>
+            <w:tabs>
+              <w:tab w:val="right" w:leader="dot" w:pos="9061"/>
+            </w:tabs>
+            <w:rPr>
+              <w:noProof/>
+            </w:rPr>
+          </w:pPr>
+          <w:hyperlink w:anchor="_Toc231759825" w:history="1">
+            <w:r>
+              <w:rPr>
+                <w:rStyle w:val="Hyperlink"/>
+                <w:rFonts w:ascii="Times New Roman" w:hAnsi="Times New Roman"/>
+                <w:noProof/>
+              </w:rPr>
+              <w:t>ADR-002 — Module-based packaging</w:t>
+            </w:r>
+            <w:r>
+              <w:rPr>
+                <w:noProof/>
+                <w:webHidden/>
+              </w:rPr>
+              <w:tab/>
+            </w:r>
+            <w:r>
+              <w:rPr>
+                <w:noProof/>
+                <w:webHidden/>
+              </w:rPr>
+              <w:fldChar w:fldCharType="begin"/>
+            </w:r>
+            <w:r>
+              <w:rPr>
+                <w:noProof/>
+                <w:webHidden/>
+              </w:rPr>
+              <w:instrText xml:space="preserve"> PAGEREF _Toc231759825 \h </w:instrText>
+            </w:r>
+            <w:r>
+              <w:rPr>
+                <w:noProof/>
+                <w:webHidden/>
+              </w:rPr>
+            </w:r>
+            <w:r>
+              <w:rPr>
+                <w:noProof/>
+                <w:webHidden/>
+              </w:rPr>
+              <w:fldChar w:fldCharType="separate"/>
+            </w:r>
+            <w:r>
+              <w:rPr>
+                <w:noProof/>
+                <w:webHidden/>
+              </w:rPr>
+              <w:t>23</w:t>
+            </w:r>
+            <w:r>
+              <w:rPr>
+                <w:noProof/>
+                <w:webHidden/>
+              </w:rPr>
+              <w:fldChar w:fldCharType="end"/>
+            </w:r>
+          </w:hyperlink>
+        </w:p>
+        <w:p>
+          <w:pPr>
+            <w:pStyle w:val="TOC3"/>
+            <w:tabs>
+              <w:tab w:val="right" w:leader="dot" w:pos="9061"/>
+            </w:tabs>
+            <w:rPr>
+              <w:noProof/>
+            </w:rPr>
+          </w:pPr>
+          <w:hyperlink w:anchor="_Toc231759826" w:history="1">
+            <w:r>
+              <w:rPr>
+                <w:rStyle w:val="Hyperlink"/>
+                <w:rFonts w:ascii="Times New Roman" w:hAnsi="Times New Roman"/>
+                <w:noProof/>
+              </w:rPr>
+              <w:t>ADR-003 — Đẩy fee + limit ra DB</w:t>
+            </w:r>
+            <w:r>
+              <w:rPr>
+                <w:noProof/>
+                <w:webHidden/>
+              </w:rPr>
+              <w:tab/>
+            </w:r>
+            <w:r>
+              <w:rPr>
+                <w:noProof/>
+                <w:webHidden/>
+              </w:rPr>
+              <w:fldChar w:fldCharType="begin"/>
+            </w:r>
+            <w:r>
+              <w:rPr>
+                <w:noProof/>
+                <w:webHidden/>
+              </w:rPr>
+              <w:instrText xml:space="preserve"> PAGEREF _Toc231759826 \h </w:instrText>
+            </w:r>
+            <w:r>
+              <w:rPr>
+                <w:noProof/>
+                <w:webHidden/>
+              </w:rPr>
+            </w:r>
+            <w:r>
+              <w:rPr>
+                <w:noProof/>
+                <w:webHidden/>
+              </w:rPr>
+              <w:fldChar w:fldCharType="separate"/>
+            </w:r>
+            <w:r>
+              <w:rPr>
+                <w:noProof/>
+                <w:webHidden/>
+              </w:rPr>
+              <w:t>24</w:t>
+            </w:r>
+            <w:r>
+              <w:rPr>
+                <w:noProof/>
+                <w:webHidden/>
+              </w:rPr>
+              <w:fldChar w:fldCharType="end"/>
+            </w:r>
+          </w:hyperlink>
+        </w:p>
+        <w:p>
+          <w:pPr>
+            <w:pStyle w:val="TOC3"/>
+            <w:tabs>
+              <w:tab w:val="right" w:leader="dot" w:pos="9061"/>
+            </w:tabs>
+            <w:rPr>
+              <w:noProof/>
+            </w:rPr>
+          </w:pPr>
+          <w:hyperlink w:anchor="_Toc231759827" w:history="1">
+            <w:r>
+              <w:rPr>
+                <w:rStyle w:val="Hyperlink"/>
+                <w:rFonts w:ascii="Times New Roman" w:hAnsi="Times New Roman"/>
+                <w:noProof/>
+              </w:rPr>
+              <w:t>ADR-004 — Optimistic lock thay pessimistic</w:t>
+            </w:r>
+            <w:r>
+              <w:rPr>
+                <w:noProof/>
+                <w:webHidden/>
+              </w:rPr>
+              <w:tab/>
+            </w:r>
+            <w:r>
+              <w:rPr>
+                <w:noProof/>
+                <w:webHidden/>
+              </w:rPr>
+              <w:fldChar w:fldCharType="begin"/>
+            </w:r>
+            <w:r>
+              <w:rPr>
+                <w:noProof/>
+                <w:webHidden/>
+              </w:rPr>
+              <w:instrText xml:space="preserve"> PAGEREF _Toc231759827 \h </w:instrText>
+            </w:r>
+            <w:r>
+              <w:rPr>
+                <w:noProof/>
+                <w:webHidden/>
+              </w:rPr>
+            </w:r>
+            <w:r>
+              <w:rPr>
+                <w:noProof/>
+                <w:webHidden/>
+              </w:rPr>
+              <w:fldChar w:fldCharType="separate"/>
+            </w:r>
+            <w:r>
+              <w:rPr>
+                <w:noProof/>
+                <w:webHidden/>
+              </w:rPr>
+              <w:t>24</w:t>
+            </w:r>
+            <w:r>
+              <w:rPr>
+                <w:noProof/>
+                <w:webHidden/>
+              </w:rPr>
+              <w:fldChar w:fldCharType="end"/>
+            </w:r>
+          </w:hyperlink>
+        </w:p>
+        <w:p>
+          <w:pPr>
+            <w:pStyle w:val="TOC3"/>
+            <w:tabs>
+              <w:tab w:val="right" w:leader="dot" w:pos="9061"/>
+            </w:tabs>
+            <w:rPr>
+              <w:noProof/>
+            </w:rPr>
+          </w:pPr>
+          <w:hyperlink w:anchor="_Toc231759828" w:history="1">
+            <w:r>
+              <w:rPr>
+                <w:rStyle w:val="Hyperlink"/>
+                <w:rFonts w:ascii="Times New Roman" w:hAnsi="Times New Roman"/>
+                <w:noProof/>
+              </w:rPr>
+              <w:t>ADR-005 — Idempotency Key bắt buộc cho POST giao dịch</w:t>
+            </w:r>
+            <w:r>
+              <w:rPr>
+                <w:noProof/>
+                <w:webHidden/>
+              </w:rPr>
+              <w:tab/>
+            </w:r>
+            <w:r>
+              <w:rPr>
+                <w:noProof/>
+                <w:webHidden/>
+              </w:rPr>
+              <w:fldChar w:fldCharType="begin"/>
+            </w:r>
+            <w:r>
+              <w:rPr>
+                <w:noProof/>
+                <w:webHidden/>
+              </w:rPr>
+              <w:instrText xml:space="preserve"> PAGEREF _Toc231759828 \h </w:instrText>
+            </w:r>
+            <w:r>
+              <w:rPr>
+                <w:noProof/>
+                <w:webHidden/>
+              </w:rPr>
+            </w:r>
+            <w:r>
+              <w:rPr>
+                <w:noProof/>
+                <w:webHidden/>
+              </w:rPr>
+              <w:fldChar w:fldCharType="separate"/>
+            </w:r>
+            <w:r>
+              <w:rPr>
+                <w:noProof/>
+                <w:webHidden/>
+              </w:rPr>
+              <w:t>24</w:t>
+            </w:r>
+            <w:r>
+              <w:rPr>
+                <w:noProof/>
+                <w:webHidden/>
+              </w:rPr>
+              <w:fldChar w:fldCharType="end"/>
+            </w:r>
+          </w:hyperlink>
+        </w:p>
+        <w:p>
+          <w:pPr>
+            <w:pStyle w:val="TOC2"/>
+            <w:tabs>
+              <w:tab w:val="right" w:leader="dot" w:pos="9061"/>
+            </w:tabs>
+            <w:rPr>
+              <w:noProof/>
+            </w:rPr>
+          </w:pPr>
+          <w:hyperlink w:anchor="_Toc231759829" w:history="1">
+            <w:r>
+              <w:rPr>
+                <w:rStyle w:val="Hyperlink"/>
+                <w:rFonts w:ascii="Times New Roman" w:hAnsi="Times New Roman"/>
+                <w:noProof/>
+              </w:rPr>
+              <w:t>9. Cross-cutting concerns</w:t>
+            </w:r>
+            <w:r>
+              <w:rPr>
+                <w:noProof/>
+                <w:webHidden/>
+              </w:rPr>
+              <w:tab/>
+            </w:r>
+            <w:r>
+              <w:rPr>
+                <w:noProof/>
+                <w:webHidden/>
+              </w:rPr>
+              <w:fldChar w:fldCharType="begin"/>
+            </w:r>
+            <w:r>
+              <w:rPr>
+                <w:noProof/>
+                <w:webHidden/>
+              </w:rPr>
+              <w:instrText xml:space="preserve"> PAGEREF _Toc231759829 \h </w:instrText>
+            </w:r>
+            <w:r>
+              <w:rPr>
+                <w:noProof/>
+                <w:webHidden/>
+              </w:rPr>
+            </w:r>
+            <w:r>
+              <w:rPr>
+                <w:noProof/>
+                <w:webHidden/>
+              </w:rPr>
+              <w:fldChar w:fldCharType="separate"/>
+            </w:r>
+            <w:r>
+              <w:rPr>
+                <w:noProof/>
+                <w:webHidden/>
+              </w:rPr>
+              <w:t>24</w:t>
+            </w:r>
+            <w:r>
+              <w:rPr>
+                <w:noProof/>
+                <w:webHidden/>
+              </w:rPr>
+              <w:fldChar w:fldCharType="end"/>
+            </w:r>
+          </w:hyperlink>
+        </w:p>
+        <w:p>
+          <w:pPr>
+            <w:pStyle w:val="TOC3"/>
+            <w:tabs>
+              <w:tab w:val="right" w:leader="dot" w:pos="9061"/>
+            </w:tabs>
+            <w:rPr>
+              <w:noProof/>
+            </w:rPr>
+          </w:pPr>
+          <w:hyperlink w:anchor="_Toc231759830" w:history="1">
+            <w:r>
+              <w:rPr>
+                <w:rStyle w:val="Hyperlink"/>
+                <w:rFonts w:ascii="Times New Roman" w:hAnsi="Times New Roman"/>
+                <w:noProof/>
+              </w:rPr>
+              <w:t>9.1 Logging</w:t>
+            </w:r>
+            <w:r>
+              <w:rPr>
+                <w:noProof/>
+                <w:webHidden/>
+              </w:rPr>
+              <w:tab/>
+            </w:r>
+            <w:r>
+              <w:rPr>
+                <w:noProof/>
+                <w:webHidden/>
+              </w:rPr>
+              <w:fldChar w:fldCharType="begin"/>
+            </w:r>
+            <w:r>
+              <w:rPr>
+                <w:noProof/>
+                <w:webHidden/>
+              </w:rPr>
+              <w:instrText xml:space="preserve"> PAGEREF _Toc231759830 \h </w:instrText>
+            </w:r>
+            <w:r>
+              <w:rPr>
+                <w:noProof/>
+                <w:webHidden/>
+              </w:rPr>
+            </w:r>
+            <w:r>
+              <w:rPr>
+                <w:noProof/>
+                <w:webHidden/>
+              </w:rPr>
+              <w:fldChar w:fldCharType="separate"/>
+            </w:r>
+            <w:r>
+              <w:rPr>
+                <w:noProof/>
+                <w:webHidden/>
+              </w:rPr>
+              <w:t>24</w:t>
+            </w:r>
+            <w:r>
+              <w:rPr>
+                <w:noProof/>
+                <w:webHidden/>
+              </w:rPr>
+              <w:fldChar w:fldCharType="end"/>
+            </w:r>
+          </w:hyperlink>
+        </w:p>
+        <w:p>
+          <w:pPr>
+            <w:pStyle w:val="TOC3"/>
+            <w:tabs>
+              <w:tab w:val="right" w:leader="dot" w:pos="9061"/>
+            </w:tabs>
+            <w:rPr>
+              <w:noProof/>
+            </w:rPr>
+          </w:pPr>
+          <w:hyperlink w:anchor="_Toc231759831" w:history="1">
+            <w:r>
+              <w:rPr>
+                <w:rStyle w:val="Hyperlink"/>
+                <w:rFonts w:ascii="Times New Roman" w:hAnsi="Times New Roman"/>
+                <w:noProof/>
+              </w:rPr>
+              <w:t>9.2 Error handling</w:t>
+            </w:r>
+            <w:r>
+              <w:rPr>
+                <w:noProof/>
+                <w:webHidden/>
+              </w:rPr>
+              <w:tab/>
+            </w:r>
+            <w:r>
+              <w:rPr>
+                <w:noProof/>
+                <w:webHidden/>
+              </w:rPr>
+              <w:fldChar w:fldCharType="begin"/>
+            </w:r>
+            <w:r>
+              <w:rPr>
+                <w:noProof/>
+                <w:webHidden/>
+              </w:rPr>
+              <w:instrText xml:space="preserve"> PAGEREF _Toc231759831 \h </w:instrText>
+            </w:r>
+            <w:r>
+              <w:rPr>
+                <w:noProof/>
+                <w:webHidden/>
+              </w:rPr>
+            </w:r>
+            <w:r>
+              <w:rPr>
+                <w:noProof/>
+                <w:webHidden/>
+              </w:rPr>
+              <w:fldChar w:fldCharType="separate"/>
+            </w:r>
+            <w:r>
+              <w:rPr>
+                <w:noProof/>
+                <w:webHidden/>
+              </w:rPr>
+              <w:t>25</w:t>
+            </w:r>
+            <w:r>
+              <w:rPr>
+                <w:noProof/>
+                <w:webHidden/>
+              </w:rPr>
+              <w:fldChar w:fldCharType="end"/>
+            </w:r>
+          </w:hyperlink>
+        </w:p>
+        <w:p>
+          <w:pPr>
+            <w:pStyle w:val="TOC3"/>
+            <w:tabs>
+              <w:tab w:val="right" w:leader="dot" w:pos="9061"/>
+            </w:tabs>
+            <w:rPr>
+              <w:noProof/>
+            </w:rPr>
+          </w:pPr>
+          <w:hyperlink w:anchor="_Toc231759832" w:history="1">
+            <w:r>
+              <w:rPr>
+                <w:rStyle w:val="Hyperlink"/>
+                <w:rFonts w:ascii="Times New Roman" w:hAnsi="Times New Roman"/>
+                <w:noProof/>
+              </w:rPr>
+              <w:t>9.3 Transaction management</w:t>
+            </w:r>
+            <w:r>
+              <w:rPr>
+                <w:noProof/>
+                <w:webHidden/>
+              </w:rPr>
+              <w:tab/>
+            </w:r>
+            <w:r>
+              <w:rPr>
+                <w:noProof/>
+                <w:webHidden/>
+              </w:rPr>
+              <w:fldChar w:fldCharType="begin"/>
+            </w:r>
+            <w:r>
+              <w:rPr>
+                <w:noProof/>
+                <w:webHidden/>
+              </w:rPr>
+              <w:instrText xml:space="preserve"> PAGEREF _Toc231759832 \h </w:instrText>
+            </w:r>
+            <w:r>
+              <w:rPr>
+                <w:noProof/>
+                <w:webHidden/>
+              </w:rPr>
+            </w:r>
+            <w:r>
+              <w:rPr>
+                <w:noProof/>
+                <w:webHidden/>
+              </w:rPr>
+              <w:fldChar w:fldCharType="separate"/>
+            </w:r>
+            <w:r>
+              <w:rPr>
+                <w:noProof/>
+                <w:webHidden/>
+              </w:rPr>
+              <w:t>25</w:t>
+            </w:r>
+            <w:r>
+              <w:rPr>
+                <w:noProof/>
+                <w:webHidden/>
+              </w:rPr>
+              <w:fldChar w:fldCharType="end"/>
+            </w:r>
+          </w:hyperlink>
+        </w:p>
+        <w:p>
+          <w:pPr>
+            <w:pStyle w:val="TOC3"/>
+            <w:tabs>
+              <w:tab w:val="right" w:leader="dot" w:pos="9061"/>
+            </w:tabs>
+            <w:rPr>
+              <w:noProof/>
+            </w:rPr>
+          </w:pPr>
+          <w:hyperlink w:anchor="_Toc231759833" w:history="1">
+            <w:r>
+              <w:rPr>
+                <w:rStyle w:val="Hyperlink"/>
+                <w:rFonts w:ascii="Times New Roman" w:hAnsi="Times New Roman"/>
+                <w:noProof/>
+              </w:rPr>
+              <w:t>9.4 Async processing</w:t>
+            </w:r>
+            <w:r>
+              <w:rPr>
+                <w:noProof/>
+                <w:webHidden/>
+              </w:rPr>
+              <w:tab/>
+            </w:r>
+            <w:r>
+              <w:rPr>
+                <w:noProof/>
+                <w:webHidden/>
+              </w:rPr>
+              <w:fldChar w:fldCharType="begin"/>
+            </w:r>
+            <w:r>
+              <w:rPr>
+                <w:noProof/>
+                <w:webHidden/>
+              </w:rPr>
+              <w:instrText xml:space="preserve"> PAGEREF _Toc231759833 \h </w:instrText>
+            </w:r>
+            <w:r>
+              <w:rPr>
+                <w:noProof/>
+                <w:webHidden/>
+              </w:rPr>
+            </w:r>
+            <w:r>
+              <w:rPr>
+                <w:noProof/>
+                <w:webHidden/>
+              </w:rPr>
+              <w:fldChar w:fldCharType="separate"/>
+            </w:r>
+            <w:r>
+              <w:rPr>
+                <w:noProof/>
+                <w:webHidden/>
+              </w:rPr>
+              <w:t>25</w:t>
+            </w:r>
+            <w:r>
+              <w:rPr>
+                <w:noProof/>
+                <w:webHidden/>
+              </w:rPr>
+              <w:fldChar w:fldCharType="end"/>
+            </w:r>
+          </w:hyperlink>
+        </w:p>
+        <w:p>
+          <w:pPr>
+            <w:pStyle w:val="TOC3"/>
+            <w:tabs>
+              <w:tab w:val="right" w:leader="dot" w:pos="9061"/>
+            </w:tabs>
+            <w:rPr>
+              <w:noProof/>
+            </w:rPr>
+          </w:pPr>
+          <w:hyperlink w:anchor="_Toc231759834" w:history="1">
+            <w:r>
+              <w:rPr>
+                <w:rStyle w:val="Hyperlink"/>
+                <w:rFonts w:ascii="Times New Roman" w:hAnsi="Times New Roman"/>
+                <w:noProof/>
+              </w:rPr>
+              <w:t>9.5 Validation</w:t>
+            </w:r>
+            <w:r>
+              <w:rPr>
+                <w:noProof/>
+                <w:webHidden/>
+              </w:rPr>
+              <w:tab/>
+            </w:r>
+            <w:r>
+              <w:rPr>
+                <w:noProof/>
+                <w:webHidden/>
+              </w:rPr>
+              <w:fldChar w:fldCharType="begin"/>
+            </w:r>
+            <w:r>
+              <w:rPr>
+                <w:noProof/>
+                <w:webHidden/>
+              </w:rPr>
+              <w:instrText xml:space="preserve"> PAGEREF _Toc231759834 \h </w:instrText>
+            </w:r>
+            <w:r>
+              <w:rPr>
+                <w:noProof/>
+                <w:webHidden/>
+              </w:rPr>
+            </w:r>
+            <w:r>
+              <w:rPr>
+                <w:noProof/>
+                <w:webHidden/>
+              </w:rPr>
+              <w:fldChar w:fldCharType="separate"/>
+            </w:r>
+            <w:r>
+              <w:rPr>
+                <w:noProof/>
+                <w:webHidden/>
+              </w:rPr>
+              <w:t>25</w:t>
+            </w:r>
+            <w:r>
+              <w:rPr>
+                <w:noProof/>
+                <w:webHidden/>
+              </w:rPr>
+              <w:fldChar w:fldCharType="end"/>
+            </w:r>
+          </w:hyperlink>
+        </w:p>
+        <w:p>
+          <w:pPr>
+            <w:pStyle w:val="TOC3"/>
+            <w:tabs>
+              <w:tab w:val="right" w:leader="dot" w:pos="9061"/>
+            </w:tabs>
+            <w:rPr>
+              <w:noProof/>
+            </w:rPr>
+          </w:pPr>
+          <w:hyperlink w:anchor="_Toc231759835" w:history="1">
+            <w:r>
+              <w:rPr>
+                <w:rStyle w:val="Hyperlink"/>
+                <w:rFonts w:ascii="Times New Roman" w:hAnsi="Times New Roman"/>
+                <w:noProof/>
+              </w:rPr>
+              <w:t>9.6 Configuration management</w:t>
+            </w:r>
+            <w:r>
+              <w:rPr>
+                <w:noProof/>
+                <w:webHidden/>
+              </w:rPr>
+              <w:tab/>
+            </w:r>
+            <w:r>
+              <w:rPr>
+                <w:noProof/>
+                <w:webHidden/>
+              </w:rPr>
+              <w:fldChar w:fldCharType="begin"/>
+            </w:r>
+            <w:r>
+              <w:rPr>
+                <w:noProof/>
+                <w:webHidden/>
+              </w:rPr>
+              <w:instrText xml:space="preserve"> PAGEREF _Toc231759835 \h </w:instrText>
+            </w:r>
+            <w:r>
+              <w:rPr>
+                <w:noProof/>
+                <w:webHidden/>
+              </w:rPr>
+            </w:r>
+            <w:r>
+              <w:rPr>
+                <w:noProof/>
+                <w:webHidden/>
+              </w:rPr>
+              <w:fldChar w:fldCharType="separate"/>
+            </w:r>
+            <w:r>
+              <w:rPr>
+                <w:noProof/>
+                <w:webHidden/>
+              </w:rPr>
+              <w:t>25</w:t>
+            </w:r>
+            <w:r>
+              <w:rPr>
+                <w:noProof/>
+                <w:webHidden/>
+              </w:rPr>
+              <w:fldChar w:fldCharType="end"/>
+            </w:r>
+          </w:hyperlink>
+        </w:p>
+        <w:p>
+          <w:pPr>
+            <w:pStyle w:val="TOC3"/>
+            <w:tabs>
+              <w:tab w:val="right" w:leader="dot" w:pos="9061"/>
+            </w:tabs>
+            <w:rPr>
+              <w:noProof/>
+            </w:rPr>
+          </w:pPr>
+          <w:hyperlink w:anchor="_Toc231759836" w:history="1">
+            <w:r>
+              <w:rPr>
+                <w:rStyle w:val="Hyperlink"/>
+                <w:rFonts w:ascii="Times New Roman" w:hAnsi="Times New Roman"/>
+                <w:noProof/>
+              </w:rPr>
+              <w:t>9.7 Internationalization</w:t>
+            </w:r>
+            <w:r>
+              <w:rPr>
+                <w:noProof/>
+                <w:webHidden/>
+              </w:rPr>
+              <w:tab/>
+            </w:r>
+            <w:r>
+              <w:rPr>
+                <w:noProof/>
+                <w:webHidden/>
+              </w:rPr>
+              <w:fldChar w:fldCharType="begin"/>
+            </w:r>
+            <w:r>
+              <w:rPr>
+                <w:noProof/>
+                <w:webHidden/>
+              </w:rPr>
+              <w:instrText xml:space="preserve"> PAGEREF _Toc231759836 \h </w:instrText>
+            </w:r>
+            <w:r>
+              <w:rPr>
+                <w:noProof/>
+                <w:webHidden/>
+              </w:rPr>
+            </w:r>
+            <w:r>
+              <w:rPr>
+                <w:noProof/>
+                <w:webHidden/>
+              </w:rPr>
+              <w:fldChar w:fldCharType="separate"/>
+            </w:r>
+            <w:r>
+              <w:rPr>
+                <w:noProof/>
+                <w:webHidden/>
+              </w:rPr>
+              <w:t>26</w:t>
+            </w:r>
+            <w:r>
+              <w:rPr>
+                <w:noProof/>
+                <w:webHidden/>
+              </w:rPr>
+              <w:fldChar w:fldCharType="end"/>
+            </w:r>
+          </w:hyperlink>
+        </w:p>
+        <w:p>
+          <w:pPr>
+            <w:pStyle w:val="TOC3"/>
+            <w:tabs>
+              <w:tab w:val="right" w:leader="dot" w:pos="9061"/>
+            </w:tabs>
+            <w:rPr>
+              <w:noProof/>
+            </w:rPr>
+          </w:pPr>
+          <w:hyperlink w:anchor="_Toc231759837" w:history="1">
+            <w:r>
+              <w:rPr>
+                <w:rStyle w:val="Hyperlink"/>
+                <w:rFonts w:ascii="Times New Roman" w:hAnsi="Times New Roman"/>
+                <w:noProof/>
+              </w:rPr>
+              <w:t>9.8 Monitoring</w:t>
+            </w:r>
+            <w:r>
+              <w:rPr>
+                <w:noProof/>
+                <w:webHidden/>
+              </w:rPr>
+              <w:tab/>
+            </w:r>
+            <w:r>
+              <w:rPr>
+                <w:noProof/>
+                <w:webHidden/>
+              </w:rPr>
+              <w:fldChar w:fldCharType="begin"/>
+            </w:r>
+            <w:r>
+              <w:rPr>
+                <w:noProof/>
+                <w:webHidden/>
+              </w:rPr>
+              <w:instrText xml:space="preserve"> PAGEREF _Toc231759837 \h </w:instrText>
+            </w:r>
+            <w:r>
+              <w:rPr>
+                <w:noProof/>
+                <w:webHidden/>
+              </w:rPr>
+            </w:r>
+            <w:r>
+              <w:rPr>
+                <w:noProof/>
+                <w:webHidden/>
+              </w:rPr>
+              <w:fldChar w:fldCharType="separate"/>
+            </w:r>
+            <w:r>
+              <w:rPr>
+                <w:noProof/>
+                <w:webHidden/>
+              </w:rPr>
+              <w:t>26</w:t>
+            </w:r>
+            <w:r>
+              <w:rPr>
+                <w:noProof/>
+                <w:webHidden/>
+              </w:rPr>
+              <w:fldChar w:fldCharType="end"/>
+            </w:r>
+          </w:hyperlink>
+        </w:p>
+        <w:p>
+          <w:pPr>
+            <w:pStyle w:val="TOC2"/>
+            <w:tabs>
+              <w:tab w:val="right" w:leader="dot" w:pos="9061"/>
+            </w:tabs>
+            <w:rPr>
+              <w:noProof/>
+            </w:rPr>
+          </w:pPr>
+          <w:hyperlink w:anchor="_Toc231759838" w:history="1">
+            <w:r>
+              <w:rPr>
+                <w:rStyle w:val="Hyperlink"/>
+                <w:rFonts w:ascii="Times New Roman" w:hAnsi="Times New Roman"/>
+                <w:noProof/>
+              </w:rPr>
+              <w:t>10. Phụ lục — Mapping yêu cầu tài liệu (Design)</w:t>
+            </w:r>
+            <w:r>
+              <w:rPr>
+                <w:noProof/>
+                <w:webHidden/>
+              </w:rPr>
+              <w:tab/>
+            </w:r>
+            <w:r>
+              <w:rPr>
+                <w:noProof/>
+                <w:webHidden/>
+              </w:rPr>
+              <w:fldChar w:fldCharType="begin"/>
+            </w:r>
+            <w:r>
+              <w:rPr>
+                <w:noProof/>
+                <w:webHidden/>
+              </w:rPr>
+              <w:instrText xml:space="preserve"> PAGEREF _Toc231759838 \h </w:instrText>
+            </w:r>
+            <w:r>
+              <w:rPr>
+                <w:noProof/>
+                <w:webHidden/>
+              </w:rPr>
+            </w:r>
+            <w:r>
+              <w:rPr>
+                <w:noProof/>
+                <w:webHidden/>
+              </w:rPr>
+              <w:fldChar w:fldCharType="separate"/>
+            </w:r>
+            <w:r>
+              <w:rPr>
+                <w:noProof/>
+                <w:webHidden/>
+              </w:rPr>
+              <w:t>26</w:t>
+            </w:r>
+            <w:r>
+              <w:rPr>
+                <w:noProof/>
+                <w:webHidden/>
+              </w:rPr>
+              <w:fldChar w:fldCharType="end"/>
+            </w:r>
+          </w:hyperlink>
+        </w:p>
+        <w:p>
+          <w:r>
+            <w:rPr>
+              <w:b/>
+              <w:bCs/>
+              <w:noProof/>
+            </w:rPr>
+            <w:fldChar w:fldCharType="end"/>
+          </w:r>
+        </w:p>
+      </w:sdtContent>
+    </w:sdt>
     <w:p>
       <w:r>
         <w:fldChar w:fldCharType="begin"/>
@@ -695,12 +4669,14 @@
         <w:pStyle w:val="Heading3"/>
         <w:jc w:val="left"/>
       </w:pPr>
+      <w:bookmarkStart w:id="0" w:name="_Toc231759787"/>
       <w:r>
         <w:rPr>
           <w:rFonts w:ascii="Times New Roman" w:hAnsi="Times New Roman"/>
         </w:rPr>
         <w:t>Trang ký</w:t>
       </w:r>
+      <w:bookmarkEnd w:id="0"/>
     </w:p>
     <w:tbl>
       <w:tblPr>
@@ -1140,12 +5116,14 @@
         <w:pStyle w:val="Heading3"/>
         <w:jc w:val="left"/>
       </w:pPr>
+      <w:bookmarkStart w:id="1" w:name="_Toc231759788"/>
       <w:r>
         <w:rPr>
           <w:rFonts w:ascii="Times New Roman" w:hAnsi="Times New Roman"/>
         </w:rPr>
         <w:t>Lịch sử thay đổi</w:t>
       </w:r>
+      <w:bookmarkEnd w:id="1"/>
     </w:p>
     <w:tbl>
       <w:tblPr>
@@ -1386,24 +5364,28 @@
         <w:pStyle w:val="Heading2"/>
         <w:jc w:val="left"/>
       </w:pPr>
+      <w:bookmarkStart w:id="2" w:name="_Toc231759789"/>
       <w:r>
         <w:rPr>
           <w:rFonts w:ascii="Times New Roman" w:hAnsi="Times New Roman"/>
         </w:rPr>
         <w:t>1. Giới thiệu</w:t>
       </w:r>
+      <w:bookmarkEnd w:id="2"/>
     </w:p>
     <w:p>
       <w:pPr>
         <w:pStyle w:val="Heading3"/>
         <w:jc w:val="left"/>
       </w:pPr>
+      <w:bookmarkStart w:id="3" w:name="_Toc231759790"/>
       <w:r>
         <w:rPr>
           <w:rFonts w:ascii="Times New Roman" w:hAnsi="Times New Roman"/>
         </w:rPr>
         <w:t>1.1 Mục đích</w:t>
       </w:r>
+      <w:bookmarkEnd w:id="3"/>
     </w:p>
     <w:p>
       <w:pPr>
@@ -1485,12 +5467,14 @@
         <w:pStyle w:val="Heading3"/>
         <w:jc w:val="left"/>
       </w:pPr>
+      <w:bookmarkStart w:id="4" w:name="_Toc231759791"/>
       <w:r>
         <w:rPr>
           <w:rFonts w:ascii="Times New Roman" w:hAnsi="Times New Roman"/>
         </w:rPr>
         <w:t>1.2 Đối tượng sử dụng</w:t>
       </w:r>
+      <w:bookmarkEnd w:id="4"/>
     </w:p>
     <w:p>
       <w:pPr>
@@ -1517,6 +5501,7 @@
         <w:pStyle w:val="Heading3"/>
         <w:jc w:val="left"/>
       </w:pPr>
+      <w:bookmarkStart w:id="5" w:name="_Toc231759792"/>
       <w:r>
         <w:rPr>
           <w:rFonts w:ascii="Times New Roman" w:hAnsi="Times New Roman"/>
@@ -1524,6 +5509,7 @@
         <w:lastRenderedPageBreak/>
         <w:t>1.3 Phạm vi</w:t>
       </w:r>
+      <w:bookmarkEnd w:id="5"/>
     </w:p>
     <w:p>
       <w:pPr>
@@ -1538,12 +5524,14 @@
         <w:pStyle w:val="Heading3"/>
         <w:jc w:val="left"/>
       </w:pPr>
+      <w:bookmarkStart w:id="6" w:name="_Toc231759793"/>
       <w:r>
         <w:rPr>
           <w:rFonts w:ascii="Times New Roman" w:hAnsi="Times New Roman"/>
         </w:rPr>
         <w:t>1.4 Bảng thuật ngữ</w:t>
       </w:r>
+      <w:bookmarkEnd w:id="6"/>
     </w:p>
     <w:p>
       <w:pPr>
@@ -1856,12 +5844,14 @@
         <w:pStyle w:val="Heading3"/>
         <w:jc w:val="left"/>
       </w:pPr>
+      <w:bookmarkStart w:id="7" w:name="_Toc231759794"/>
       <w:r>
         <w:rPr>
           <w:rFonts w:ascii="Times New Roman" w:hAnsi="Times New Roman"/>
         </w:rPr>
         <w:t>1.5 Tài liệu tham khảo</w:t>
       </w:r>
+      <w:bookmarkEnd w:id="7"/>
     </w:p>
     <w:tbl>
       <w:tblPr>
@@ -2154,12 +6144,14 @@
         <w:pStyle w:val="Heading3"/>
         <w:jc w:val="left"/>
       </w:pPr>
+      <w:bookmarkStart w:id="8" w:name="_Toc231759795"/>
       <w:r>
         <w:rPr>
           <w:rFonts w:ascii="Times New Roman" w:hAnsi="Times New Roman"/>
         </w:rPr>
         <w:t>1.6 Tổ chức tài liệu</w:t>
       </w:r>
+      <w:bookmarkEnd w:id="8"/>
     </w:p>
     <w:p>
       <w:pPr>
@@ -2253,6 +6245,7 @@
         <w:pStyle w:val="Heading2"/>
         <w:jc w:val="left"/>
       </w:pPr>
+      <w:bookmarkStart w:id="9" w:name="_Toc231759796"/>
       <w:r>
         <w:rPr>
           <w:rFonts w:ascii="Times New Roman" w:hAnsi="Times New Roman"/>
@@ -2260,18 +6253,21 @@
         <w:lastRenderedPageBreak/>
         <w:t>2. Tổng quan kiến trúc</w:t>
       </w:r>
+      <w:bookmarkEnd w:id="9"/>
     </w:p>
     <w:p>
       <w:pPr>
         <w:pStyle w:val="Heading3"/>
         <w:jc w:val="left"/>
       </w:pPr>
+      <w:bookmarkStart w:id="10" w:name="_Toc231759797"/>
       <w:r>
         <w:rPr>
           <w:rFonts w:ascii="Times New Roman" w:hAnsi="Times New Roman"/>
         </w:rPr>
         <w:t>2.1 Quan điểm thiết kế</w:t>
       </w:r>
+      <w:bookmarkEnd w:id="10"/>
     </w:p>
     <w:tbl>
       <w:tblPr>
@@ -2678,12 +6674,14 @@
         <w:pStyle w:val="Heading3"/>
         <w:jc w:val="left"/>
       </w:pPr>
+      <w:bookmarkStart w:id="11" w:name="_Toc231759798"/>
       <w:r>
         <w:rPr>
           <w:rFonts w:ascii="Times New Roman" w:hAnsi="Times New Roman"/>
         </w:rPr>
         <w:t>2.2 Sơ đồ tổng thể</w:t>
       </w:r>
+      <w:bookmarkEnd w:id="11"/>
     </w:p>
     <w:p>
       <w:pPr>
@@ -2747,12 +6745,14 @@
         <w:pStyle w:val="Heading3"/>
         <w:jc w:val="left"/>
       </w:pPr>
+      <w:bookmarkStart w:id="12" w:name="_Toc231759799"/>
       <w:r>
         <w:rPr>
           <w:rFonts w:ascii="Times New Roman" w:hAnsi="Times New Roman"/>
         </w:rPr>
         <w:t>2.3 Yêu cầu ảnh hưởng đến kiến trúc</w:t>
       </w:r>
+      <w:bookmarkEnd w:id="12"/>
     </w:p>
     <w:tbl>
       <w:tblPr>
@@ -3177,12 +7177,14 @@
         <w:pStyle w:val="Heading3"/>
         <w:jc w:val="left"/>
       </w:pPr>
+      <w:bookmarkStart w:id="13" w:name="_Toc231759800"/>
       <w:r>
         <w:rPr>
           <w:rFonts w:ascii="Times New Roman" w:hAnsi="Times New Roman"/>
         </w:rPr>
         <w:t>2.4 Lựa chọn công nghệ</w:t>
       </w:r>
+      <w:bookmarkEnd w:id="13"/>
     </w:p>
     <w:tbl>
       <w:tblPr>
@@ -4313,6 +8315,7 @@
         <w:pStyle w:val="Heading2"/>
         <w:jc w:val="left"/>
       </w:pPr>
+      <w:bookmarkStart w:id="14" w:name="_Toc231759801"/>
       <w:r>
         <w:rPr>
           <w:rFonts w:ascii="Times New Roman" w:hAnsi="Times New Roman"/>
@@ -4320,18 +8323,21 @@
         <w:lastRenderedPageBreak/>
         <w:t>3. Kiến trúc ứng dụng</w:t>
       </w:r>
+      <w:bookmarkEnd w:id="14"/>
     </w:p>
     <w:p>
       <w:pPr>
         <w:pStyle w:val="Heading3"/>
         <w:jc w:val="left"/>
       </w:pPr>
+      <w:bookmarkStart w:id="15" w:name="_Toc231759802"/>
       <w:r>
         <w:rPr>
           <w:rFonts w:ascii="Times New Roman" w:hAnsi="Times New Roman"/>
         </w:rPr>
         <w:t>3.1 Layered architecture (backend)</w:t>
       </w:r>
+      <w:bookmarkEnd w:id="15"/>
     </w:p>
     <w:p>
       <w:pPr>
@@ -4819,12 +8825,14 @@
         <w:pStyle w:val="Heading3"/>
         <w:jc w:val="left"/>
       </w:pPr>
+      <w:bookmarkStart w:id="16" w:name="_Toc231759803"/>
       <w:r>
         <w:rPr>
           <w:rFonts w:ascii="Times New Roman" w:hAnsi="Times New Roman"/>
         </w:rPr>
         <w:t>3.2 Module-based packaging</w:t>
       </w:r>
+      <w:bookmarkEnd w:id="16"/>
     </w:p>
     <w:p>
       <w:pPr>
@@ -5396,12 +9404,14 @@
         <w:pStyle w:val="Heading3"/>
         <w:jc w:val="left"/>
       </w:pPr>
+      <w:bookmarkStart w:id="17" w:name="_Toc231759804"/>
       <w:r>
         <w:rPr>
           <w:rFonts w:ascii="Times New Roman" w:hAnsi="Times New Roman"/>
         </w:rPr>
         <w:t>3.2.1 Component Diagram</w:t>
       </w:r>
+      <w:bookmarkEnd w:id="17"/>
     </w:p>
     <w:p>
       <w:pPr>
@@ -6313,12 +10323,14 @@
         <w:pStyle w:val="Heading3"/>
         <w:jc w:val="left"/>
       </w:pPr>
+      <w:bookmarkStart w:id="18" w:name="_Toc231759805"/>
       <w:r>
         <w:rPr>
           <w:rFonts w:ascii="Times New Roman" w:hAnsi="Times New Roman"/>
         </w:rPr>
         <w:t>3.3 Cross-module communication</w:t>
       </w:r>
+      <w:bookmarkEnd w:id="18"/>
     </w:p>
     <w:tbl>
       <w:tblPr>
@@ -6667,12 +10679,14 @@
         <w:pStyle w:val="Heading3"/>
         <w:jc w:val="left"/>
       </w:pPr>
+      <w:bookmarkStart w:id="19" w:name="_Toc231759806"/>
       <w:r>
         <w:rPr>
           <w:rFonts w:ascii="Times New Roman" w:hAnsi="Times New Roman"/>
         </w:rPr>
         <w:t>3.4 Frontend architecture</w:t>
       </w:r>
+      <w:bookmarkEnd w:id="19"/>
     </w:p>
     <w:p>
       <w:pPr>
@@ -7330,6 +11344,7 @@
         <w:pStyle w:val="Heading2"/>
         <w:jc w:val="left"/>
       </w:pPr>
+      <w:bookmarkStart w:id="20" w:name="_Toc231759807"/>
       <w:r>
         <w:rPr>
           <w:rFonts w:ascii="Times New Roman" w:hAnsi="Times New Roman"/>
@@ -7337,18 +11352,21 @@
         <w:lastRenderedPageBreak/>
         <w:t>4. Kiến trúc dữ liệu</w:t>
       </w:r>
+      <w:bookmarkEnd w:id="20"/>
     </w:p>
     <w:p>
       <w:pPr>
         <w:pStyle w:val="Heading3"/>
         <w:jc w:val="left"/>
       </w:pPr>
+      <w:bookmarkStart w:id="21" w:name="_Toc231759808"/>
       <w:r>
         <w:rPr>
           <w:rFonts w:ascii="Times New Roman" w:hAnsi="Times New Roman"/>
         </w:rPr>
         <w:t>4.1 Sơ đồ ERD</w:t>
       </w:r>
+      <w:bookmarkEnd w:id="21"/>
     </w:p>
     <w:p>
       <w:pPr>
@@ -7421,12 +11439,14 @@
         <w:pStyle w:val="Heading3"/>
         <w:jc w:val="left"/>
       </w:pPr>
+      <w:bookmarkStart w:id="22" w:name="_Toc231759809"/>
       <w:r>
         <w:rPr>
           <w:rFonts w:ascii="Times New Roman" w:hAnsi="Times New Roman"/>
         </w:rPr>
         <w:t>4.2 Phân loại bảng</w:t>
       </w:r>
+      <w:bookmarkEnd w:id="22"/>
     </w:p>
     <w:tbl>
       <w:tblPr>
@@ -7869,12 +11889,14 @@
         <w:pStyle w:val="Heading3"/>
         <w:jc w:val="left"/>
       </w:pPr>
+      <w:bookmarkStart w:id="23" w:name="_Toc231759810"/>
       <w:r>
         <w:rPr>
           <w:rFonts w:ascii="Times New Roman" w:hAnsi="Times New Roman"/>
         </w:rPr>
         <w:t>4.3 Luồng dữ liệu chính</w:t>
       </w:r>
+      <w:bookmarkEnd w:id="23"/>
     </w:p>
     <w:p>
       <w:pPr>
@@ -8089,12 +12111,14 @@
         <w:pStyle w:val="Heading3"/>
         <w:jc w:val="left"/>
       </w:pPr>
+      <w:bookmarkStart w:id="24" w:name="_Toc231759811"/>
       <w:r>
         <w:rPr>
           <w:rFonts w:ascii="Times New Roman" w:hAnsi="Times New Roman"/>
         </w:rPr>
         <w:t>4.4 Đồng bộ dữ liệu</w:t>
       </w:r>
+      <w:bookmarkEnd w:id="24"/>
     </w:p>
     <w:p>
       <w:pPr>
@@ -8138,12 +12162,14 @@
         <w:pStyle w:val="Heading3"/>
         <w:jc w:val="left"/>
       </w:pPr>
+      <w:bookmarkStart w:id="25" w:name="_Toc231759812"/>
       <w:r>
         <w:rPr>
           <w:rFonts w:ascii="Times New Roman" w:hAnsi="Times New Roman"/>
         </w:rPr>
         <w:t>4.5 Giao tiếp với hệ thống ngoài</w:t>
       </w:r>
+      <w:bookmarkEnd w:id="25"/>
     </w:p>
     <w:tbl>
       <w:tblPr>
@@ -8566,6 +12592,7 @@
         <w:pStyle w:val="Heading2"/>
         <w:jc w:val="left"/>
       </w:pPr>
+      <w:bookmarkStart w:id="26" w:name="_Toc231759813"/>
       <w:r>
         <w:rPr>
           <w:rFonts w:ascii="Times New Roman" w:hAnsi="Times New Roman"/>
@@ -8573,18 +12600,21 @@
         <w:lastRenderedPageBreak/>
         <w:t>5. Kiến trúc vật lý / Triển khai</w:t>
       </w:r>
+      <w:bookmarkEnd w:id="26"/>
     </w:p>
     <w:p>
       <w:pPr>
         <w:pStyle w:val="Heading3"/>
         <w:jc w:val="left"/>
       </w:pPr>
+      <w:bookmarkStart w:id="27" w:name="_Toc231759814"/>
       <w:r>
         <w:rPr>
           <w:rFonts w:ascii="Times New Roman" w:hAnsi="Times New Roman"/>
         </w:rPr>
         <w:t>5.1 Sơ đồ container (Docker Compose)</w:t>
       </w:r>
+      <w:bookmarkEnd w:id="27"/>
     </w:p>
     <w:p>
       <w:pPr>
@@ -8648,12 +12678,14 @@
         <w:pStyle w:val="Heading3"/>
         <w:jc w:val="left"/>
       </w:pPr>
+      <w:bookmarkStart w:id="28" w:name="_Toc231759815"/>
       <w:r>
         <w:rPr>
           <w:rFonts w:ascii="Times New Roman" w:hAnsi="Times New Roman"/>
         </w:rPr>
         <w:t>5.2 Cấu hình tối thiểu</w:t>
       </w:r>
+      <w:bookmarkEnd w:id="28"/>
     </w:p>
     <w:tbl>
       <w:tblPr>
@@ -9229,12 +13261,14 @@
         <w:pStyle w:val="Heading3"/>
         <w:jc w:val="left"/>
       </w:pPr>
+      <w:bookmarkStart w:id="29" w:name="_Toc231759816"/>
       <w:r>
         <w:rPr>
           <w:rFonts w:ascii="Times New Roman" w:hAnsi="Times New Roman"/>
         </w:rPr>
         <w:t>5.3 Phương thức kết nối</w:t>
       </w:r>
+      <w:bookmarkEnd w:id="29"/>
     </w:p>
     <w:p>
       <w:pPr>
@@ -9371,12 +13405,14 @@
         <w:pStyle w:val="Heading3"/>
         <w:jc w:val="left"/>
       </w:pPr>
+      <w:bookmarkStart w:id="30" w:name="_Toc231759817"/>
       <w:r>
         <w:rPr>
           <w:rFonts w:ascii="Times New Roman" w:hAnsi="Times New Roman"/>
         </w:rPr>
         <w:t>5.4 Quan hệ tiến trình ↔ thiết bị</w:t>
       </w:r>
+      <w:bookmarkEnd w:id="30"/>
     </w:p>
     <w:tbl>
       <w:tblPr>
@@ -9885,6 +13921,7 @@
         <w:pStyle w:val="Heading2"/>
         <w:jc w:val="left"/>
       </w:pPr>
+      <w:bookmarkStart w:id="31" w:name="_Toc231759818"/>
       <w:r>
         <w:rPr>
           <w:rFonts w:ascii="Times New Roman" w:hAnsi="Times New Roman"/>
@@ -9892,18 +13929,21 @@
         <w:lastRenderedPageBreak/>
         <w:t>6. Kiến trúc bảo mật</w:t>
       </w:r>
+      <w:bookmarkEnd w:id="31"/>
     </w:p>
     <w:p>
       <w:pPr>
         <w:pStyle w:val="Heading3"/>
         <w:jc w:val="left"/>
       </w:pPr>
+      <w:bookmarkStart w:id="32" w:name="_Toc231759819"/>
       <w:r>
         <w:rPr>
           <w:rFonts w:ascii="Times New Roman" w:hAnsi="Times New Roman"/>
         </w:rPr>
         <w:t>6.1 Mô hình tin cậy</w:t>
       </w:r>
+      <w:bookmarkEnd w:id="32"/>
     </w:p>
     <w:p>
       <w:pPr>
@@ -9969,12 +14009,14 @@
         <w:pStyle w:val="Heading3"/>
         <w:jc w:val="left"/>
       </w:pPr>
+      <w:bookmarkStart w:id="33" w:name="_Toc231759820"/>
       <w:r>
         <w:rPr>
           <w:rFonts w:ascii="Times New Roman" w:hAnsi="Times New Roman"/>
         </w:rPr>
         <w:t>6.2 Cơ chế bảo mật chính</w:t>
       </w:r>
+      <w:bookmarkEnd w:id="33"/>
     </w:p>
     <w:tbl>
       <w:tblPr>
@@ -11065,12 +15107,14 @@
         <w:pStyle w:val="Heading3"/>
         <w:jc w:val="left"/>
       </w:pPr>
+      <w:bookmarkStart w:id="34" w:name="_Toc231759821"/>
       <w:r>
         <w:rPr>
           <w:rFonts w:ascii="Times New Roman" w:hAnsi="Times New Roman"/>
         </w:rPr>
         <w:t>6.3 Ownership check</w:t>
       </w:r>
+      <w:bookmarkEnd w:id="34"/>
     </w:p>
     <w:p>
       <w:pPr>
@@ -11192,12 +15236,14 @@
         <w:pStyle w:val="Heading2"/>
         <w:jc w:val="left"/>
       </w:pPr>
+      <w:bookmarkStart w:id="35" w:name="_Toc231759822"/>
       <w:r>
         <w:rPr>
           <w:rFonts w:ascii="Times New Roman" w:hAnsi="Times New Roman"/>
         </w:rPr>
         <w:t>7. Sao lưu &amp; phục hồi</w:t>
       </w:r>
+      <w:bookmarkEnd w:id="35"/>
     </w:p>
     <w:tbl>
       <w:tblPr>
@@ -11758,24 +15804,28 @@
         <w:pStyle w:val="Heading2"/>
         <w:jc w:val="left"/>
       </w:pPr>
+      <w:bookmarkStart w:id="36" w:name="_Toc231759823"/>
       <w:r>
         <w:rPr>
           <w:rFonts w:ascii="Times New Roman" w:hAnsi="Times New Roman"/>
         </w:rPr>
         <w:t>8. Quyết định kiến trúc (ADR)</w:t>
       </w:r>
+      <w:bookmarkEnd w:id="36"/>
     </w:p>
     <w:p>
       <w:pPr>
         <w:pStyle w:val="Heading3"/>
         <w:jc w:val="left"/>
       </w:pPr>
+      <w:bookmarkStart w:id="37" w:name="_Toc231759824"/>
       <w:r>
         <w:rPr>
           <w:rFonts w:ascii="Times New Roman" w:hAnsi="Times New Roman"/>
         </w:rPr>
         <w:t>ADR-001 — Stateless JWT thay session</w:t>
       </w:r>
+      <w:bookmarkEnd w:id="37"/>
     </w:p>
     <w:p>
       <w:pPr>
@@ -11838,12 +15888,14 @@
         <w:pStyle w:val="Heading3"/>
         <w:jc w:val="left"/>
       </w:pPr>
+      <w:bookmarkStart w:id="38" w:name="_Toc231759825"/>
       <w:r>
         <w:rPr>
           <w:rFonts w:ascii="Times New Roman" w:hAnsi="Times New Roman"/>
         </w:rPr>
         <w:t>ADR-002 — Module-based packaging</w:t>
       </w:r>
+      <w:bookmarkEnd w:id="38"/>
     </w:p>
     <w:p>
       <w:pPr>
@@ -11951,12 +16003,14 @@
         <w:pStyle w:val="Heading3"/>
         <w:jc w:val="left"/>
       </w:pPr>
+      <w:bookmarkStart w:id="39" w:name="_Toc231759826"/>
       <w:r>
         <w:rPr>
           <w:rFonts w:ascii="Times New Roman" w:hAnsi="Times New Roman"/>
         </w:rPr>
         <w:t>ADR-003 — Đẩy fee + limit ra DB</w:t>
       </w:r>
+      <w:bookmarkEnd w:id="39"/>
     </w:p>
     <w:p>
       <w:pPr>
@@ -12041,12 +16095,14 @@
         <w:pStyle w:val="Heading3"/>
         <w:jc w:val="left"/>
       </w:pPr>
+      <w:bookmarkStart w:id="40" w:name="_Toc231759827"/>
       <w:r>
         <w:rPr>
           <w:rFonts w:ascii="Times New Roman" w:hAnsi="Times New Roman"/>
         </w:rPr>
         <w:t>ADR-004 — Optimistic lock thay pessimistic</w:t>
       </w:r>
+      <w:bookmarkEnd w:id="40"/>
     </w:p>
     <w:p>
       <w:pPr>
@@ -12131,12 +16187,14 @@
         <w:pStyle w:val="Heading3"/>
         <w:jc w:val="left"/>
       </w:pPr>
+      <w:bookmarkStart w:id="41" w:name="_Toc231759828"/>
       <w:r>
         <w:rPr>
           <w:rFonts w:ascii="Times New Roman" w:hAnsi="Times New Roman"/>
         </w:rPr>
         <w:t>ADR-005 — Idempotency Key bắt buộc cho POST giao dịch</w:t>
       </w:r>
+      <w:bookmarkEnd w:id="41"/>
     </w:p>
     <w:p>
       <w:pPr>
@@ -12217,24 +16275,28 @@
         <w:pStyle w:val="Heading2"/>
         <w:jc w:val="left"/>
       </w:pPr>
+      <w:bookmarkStart w:id="42" w:name="_Toc231759829"/>
       <w:r>
         <w:rPr>
           <w:rFonts w:ascii="Times New Roman" w:hAnsi="Times New Roman"/>
         </w:rPr>
         <w:t>9. Cross-cutting concerns</w:t>
       </w:r>
+      <w:bookmarkEnd w:id="42"/>
     </w:p>
     <w:p>
       <w:pPr>
         <w:pStyle w:val="Heading3"/>
         <w:jc w:val="left"/>
       </w:pPr>
+      <w:bookmarkStart w:id="43" w:name="_Toc231759830"/>
       <w:r>
         <w:rPr>
           <w:rFonts w:ascii="Times New Roman" w:hAnsi="Times New Roman"/>
         </w:rPr>
         <w:t>9.1 Logging</w:t>
       </w:r>
+      <w:bookmarkEnd w:id="43"/>
     </w:p>
     <w:p>
       <w:pPr>
@@ -12315,12 +16377,14 @@
         <w:pStyle w:val="Heading3"/>
         <w:jc w:val="left"/>
       </w:pPr>
+      <w:bookmarkStart w:id="44" w:name="_Toc231759831"/>
       <w:r>
         <w:rPr>
           <w:rFonts w:ascii="Times New Roman" w:hAnsi="Times New Roman"/>
         </w:rPr>
         <w:t>9.2 Error handling</w:t>
       </w:r>
+      <w:bookmarkEnd w:id="44"/>
     </w:p>
     <w:p>
       <w:pPr>
@@ -12422,12 +16486,14 @@
         <w:pStyle w:val="Heading3"/>
         <w:jc w:val="left"/>
       </w:pPr>
+      <w:bookmarkStart w:id="45" w:name="_Toc231759832"/>
       <w:r>
         <w:rPr>
           <w:rFonts w:ascii="Times New Roman" w:hAnsi="Times New Roman"/>
         </w:rPr>
         <w:t>9.3 Transaction management</w:t>
       </w:r>
+      <w:bookmarkEnd w:id="45"/>
     </w:p>
     <w:tbl>
       <w:tblPr>
@@ -12778,12 +16844,14 @@
         <w:pStyle w:val="Heading3"/>
         <w:jc w:val="left"/>
       </w:pPr>
+      <w:bookmarkStart w:id="46" w:name="_Toc231759833"/>
       <w:r>
         <w:rPr>
           <w:rFonts w:ascii="Times New Roman" w:hAnsi="Times New Roman"/>
         </w:rPr>
         <w:t>9.4 Async processing</w:t>
       </w:r>
+      <w:bookmarkEnd w:id="46"/>
     </w:p>
     <w:p>
       <w:pPr>
@@ -12861,12 +16929,14 @@
         <w:pStyle w:val="Heading3"/>
         <w:jc w:val="left"/>
       </w:pPr>
+      <w:bookmarkStart w:id="47" w:name="_Toc231759834"/>
       <w:r>
         <w:rPr>
           <w:rFonts w:ascii="Times New Roman" w:hAnsi="Times New Roman"/>
         </w:rPr>
         <w:t>9.5 Validation</w:t>
       </w:r>
+      <w:bookmarkEnd w:id="47"/>
     </w:p>
     <w:p>
       <w:pPr>
@@ -12904,12 +16974,14 @@
         <w:pStyle w:val="Heading3"/>
         <w:jc w:val="left"/>
       </w:pPr>
+      <w:bookmarkStart w:id="48" w:name="_Toc231759835"/>
       <w:r>
         <w:rPr>
           <w:rFonts w:ascii="Times New Roman" w:hAnsi="Times New Roman"/>
         </w:rPr>
         <w:t>9.6 Configuration management</w:t>
       </w:r>
+      <w:bookmarkEnd w:id="48"/>
     </w:p>
     <w:p>
       <w:pPr>
@@ -13034,6 +17106,7 @@
         <w:pStyle w:val="Heading3"/>
         <w:jc w:val="left"/>
       </w:pPr>
+      <w:bookmarkStart w:id="49" w:name="_Toc231759836"/>
       <w:r>
         <w:rPr>
           <w:rFonts w:ascii="Times New Roman" w:hAnsi="Times New Roman"/>
@@ -13041,6 +17114,7 @@
         <w:lastRenderedPageBreak/>
         <w:t>9.7 Internationalization</w:t>
       </w:r>
+      <w:bookmarkEnd w:id="49"/>
     </w:p>
     <w:p>
       <w:pPr>
@@ -13078,12 +17152,14 @@
         <w:pStyle w:val="Heading3"/>
         <w:jc w:val="left"/>
       </w:pPr>
+      <w:bookmarkStart w:id="50" w:name="_Toc231759837"/>
       <w:r>
         <w:rPr>
           <w:rFonts w:ascii="Times New Roman" w:hAnsi="Times New Roman"/>
         </w:rPr>
         <w:t>9.8 Monitoring</w:t>
       </w:r>
+      <w:bookmarkEnd w:id="50"/>
     </w:p>
     <w:p>
       <w:pPr>
@@ -13150,12 +17226,14 @@
         <w:pStyle w:val="Heading2"/>
         <w:jc w:val="left"/>
       </w:pPr>
+      <w:bookmarkStart w:id="51" w:name="_Toc231759838"/>
       <w:r>
         <w:rPr>
           <w:rFonts w:ascii="Times New Roman" w:hAnsi="Times New Roman"/>
         </w:rPr>
         <w:t>10. Phụ lục — Mapping yêu cầu tài liệu (Design)</w:t>
       </w:r>
+      <w:bookmarkEnd w:id="51"/>
     </w:p>
     <w:tbl>
       <w:tblPr>
@@ -14989,11 +19067,6 @@
     <w:lsdException w:name="Book Title" w:uiPriority="33" w:qFormat="1"/>
     <w:lsdException w:name="Bibliography" w:semiHidden="1" w:uiPriority="37" w:unhideWhenUsed="1"/>
     <w:lsdException w:name="TOC Heading" w:semiHidden="1" w:uiPriority="39" w:unhideWhenUsed="1" w:qFormat="1"/>
-    <w:lsdException w:name="Plain Table 5" w:semiHidden="1" w:unhideWhenUsed="1"/>
-    <w:lsdException w:name="Grid Table Light" w:semiHidden="1" w:unhideWhenUsed="1"/>
-    <w:lsdException w:name="Grid Table 1 Light" w:semiHidden="1" w:unhideWhenUsed="1"/>
-    <w:lsdException w:name="Grid Table 2" w:semiHidden="1" w:unhideWhenUsed="1"/>
-    <w:lsdException w:name="Grid Table 3" w:semiHidden="1" w:unhideWhenUsed="1"/>
     <w:lsdException w:name="Grid Table 4" w:uiPriority="49"/>
     <w:lsdException w:name="Grid Table 5 Dark" w:uiPriority="50"/>
     <w:lsdException w:name="Grid Table 6 Colorful" w:uiPriority="51"/>
@@ -16027,7 +20100,6 @@
     <w:basedOn w:val="Heading1"/>
     <w:next w:val="Normal"/>
     <w:uiPriority w:val="39"/>
-    <w:semiHidden/>
     <w:unhideWhenUsed/>
     <w:qFormat/>
     <w:rsid w:val="00FC693F"/>
@@ -26088,6 +30160,199 @@
         <w:shd w:val="clear" w:color="auto" w:fill="FBCAA2" w:themeFill="accent6" w:themeFillTint="7F"/>
       </w:tcPr>
     </w:tblStylePr>
+  </w:style>
+  <w:style w:type="paragraph" w:styleId="TOC3">
+    <w:name w:val="toc 3"/>
+    <w:basedOn w:val="Normal"/>
+    <w:next w:val="Normal"/>
+    <w:autoRedefine/>
+    <w:uiPriority w:val="39"/>
+    <w:unhideWhenUsed/>
+    <w:rsid w:val="00A95152"/>
+    <w:pPr>
+      <w:spacing w:after="0"/>
+      <w:ind w:left="520"/>
+      <w:jc w:val="left"/>
+    </w:pPr>
+    <w:rPr>
+      <w:rFonts w:asciiTheme="minorHAnsi" w:hAnsiTheme="minorHAnsi"/>
+      <w:sz w:val="20"/>
+      <w:szCs w:val="20"/>
+    </w:rPr>
+  </w:style>
+  <w:style w:type="paragraph" w:styleId="TOC2">
+    <w:name w:val="toc 2"/>
+    <w:basedOn w:val="Normal"/>
+    <w:next w:val="Normal"/>
+    <w:autoRedefine/>
+    <w:uiPriority w:val="39"/>
+    <w:unhideWhenUsed/>
+    <w:rsid w:val="00A95152"/>
+    <w:pPr>
+      <w:spacing w:before="120" w:after="0"/>
+      <w:ind w:left="260"/>
+      <w:jc w:val="left"/>
+    </w:pPr>
+    <w:rPr>
+      <w:rFonts w:asciiTheme="minorHAnsi" w:hAnsiTheme="minorHAnsi"/>
+      <w:b/>
+      <w:bCs/>
+      <w:sz w:val="22"/>
+    </w:rPr>
+  </w:style>
+  <w:style w:type="character" w:styleId="Hyperlink">
+    <w:name w:val="Hyperlink"/>
+    <w:basedOn w:val="DefaultParagraphFont"/>
+    <w:uiPriority w:val="99"/>
+    <w:unhideWhenUsed/>
+    <w:rsid w:val="00A95152"/>
+    <w:rPr>
+      <w:color w:val="0000FF" w:themeColor="hyperlink"/>
+      <w:u w:val="single"/>
+    </w:rPr>
+  </w:style>
+  <w:style w:type="paragraph" w:styleId="TOC1">
+    <w:name w:val="toc 1"/>
+    <w:basedOn w:val="Normal"/>
+    <w:next w:val="Normal"/>
+    <w:autoRedefine/>
+    <w:uiPriority w:val="39"/>
+    <w:semiHidden/>
+    <w:unhideWhenUsed/>
+    <w:rsid w:val="00A95152"/>
+    <w:pPr>
+      <w:spacing w:before="120" w:after="0"/>
+      <w:jc w:val="left"/>
+    </w:pPr>
+    <w:rPr>
+      <w:rFonts w:asciiTheme="minorHAnsi" w:hAnsiTheme="minorHAnsi"/>
+      <w:b/>
+      <w:bCs/>
+      <w:i/>
+      <w:iCs/>
+      <w:sz w:val="24"/>
+      <w:szCs w:val="24"/>
+    </w:rPr>
+  </w:style>
+  <w:style w:type="paragraph" w:styleId="TOC4">
+    <w:name w:val="toc 4"/>
+    <w:basedOn w:val="Normal"/>
+    <w:next w:val="Normal"/>
+    <w:autoRedefine/>
+    <w:uiPriority w:val="39"/>
+    <w:semiHidden/>
+    <w:unhideWhenUsed/>
+    <w:rsid w:val="00A95152"/>
+    <w:pPr>
+      <w:spacing w:after="0"/>
+      <w:ind w:left="780"/>
+      <w:jc w:val="left"/>
+    </w:pPr>
+    <w:rPr>
+      <w:rFonts w:asciiTheme="minorHAnsi" w:hAnsiTheme="minorHAnsi"/>
+      <w:sz w:val="20"/>
+      <w:szCs w:val="20"/>
+    </w:rPr>
+  </w:style>
+  <w:style w:type="paragraph" w:styleId="TOC5">
+    <w:name w:val="toc 5"/>
+    <w:basedOn w:val="Normal"/>
+    <w:next w:val="Normal"/>
+    <w:autoRedefine/>
+    <w:uiPriority w:val="39"/>
+    <w:semiHidden/>
+    <w:unhideWhenUsed/>
+    <w:rsid w:val="00A95152"/>
+    <w:pPr>
+      <w:spacing w:after="0"/>
+      <w:ind w:left="1040"/>
+      <w:jc w:val="left"/>
+    </w:pPr>
+    <w:rPr>
+      <w:rFonts w:asciiTheme="minorHAnsi" w:hAnsiTheme="minorHAnsi"/>
+      <w:sz w:val="20"/>
+      <w:szCs w:val="20"/>
+    </w:rPr>
+  </w:style>
+  <w:style w:type="paragraph" w:styleId="TOC6">
+    <w:name w:val="toc 6"/>
+    <w:basedOn w:val="Normal"/>
+    <w:next w:val="Normal"/>
+    <w:autoRedefine/>
+    <w:uiPriority w:val="39"/>
+    <w:semiHidden/>
+    <w:unhideWhenUsed/>
+    <w:rsid w:val="00A95152"/>
+    <w:pPr>
+      <w:spacing w:after="0"/>
+      <w:ind w:left="1300"/>
+      <w:jc w:val="left"/>
+    </w:pPr>
+    <w:rPr>
+      <w:rFonts w:asciiTheme="minorHAnsi" w:hAnsiTheme="minorHAnsi"/>
+      <w:sz w:val="20"/>
+      <w:szCs w:val="20"/>
+    </w:rPr>
+  </w:style>
+  <w:style w:type="paragraph" w:styleId="TOC7">
+    <w:name w:val="toc 7"/>
+    <w:basedOn w:val="Normal"/>
+    <w:next w:val="Normal"/>
+    <w:autoRedefine/>
+    <w:uiPriority w:val="39"/>
+    <w:semiHidden/>
+    <w:unhideWhenUsed/>
+    <w:rsid w:val="00A95152"/>
+    <w:pPr>
+      <w:spacing w:after="0"/>
+      <w:ind w:left="1560"/>
+      <w:jc w:val="left"/>
+    </w:pPr>
+    <w:rPr>
+      <w:rFonts w:asciiTheme="minorHAnsi" w:hAnsiTheme="minorHAnsi"/>
+      <w:sz w:val="20"/>
+      <w:szCs w:val="20"/>
+    </w:rPr>
+  </w:style>
+  <w:style w:type="paragraph" w:styleId="TOC8">
+    <w:name w:val="toc 8"/>
+    <w:basedOn w:val="Normal"/>
+    <w:next w:val="Normal"/>
+    <w:autoRedefine/>
+    <w:uiPriority w:val="39"/>
+    <w:semiHidden/>
+    <w:unhideWhenUsed/>
+    <w:rsid w:val="00A95152"/>
+    <w:pPr>
+      <w:spacing w:after="0"/>
+      <w:ind w:left="1820"/>
+      <w:jc w:val="left"/>
+    </w:pPr>
+    <w:rPr>
+      <w:rFonts w:asciiTheme="minorHAnsi" w:hAnsiTheme="minorHAnsi"/>
+      <w:sz w:val="20"/>
+      <w:szCs w:val="20"/>
+    </w:rPr>
+  </w:style>
+  <w:style w:type="paragraph" w:styleId="TOC9">
+    <w:name w:val="toc 9"/>
+    <w:basedOn w:val="Normal"/>
+    <w:next w:val="Normal"/>
+    <w:autoRedefine/>
+    <w:uiPriority w:val="39"/>
+    <w:semiHidden/>
+    <w:unhideWhenUsed/>
+    <w:rsid w:val="00A95152"/>
+    <w:pPr>
+      <w:spacing w:after="0"/>
+      <w:ind w:left="2080"/>
+      <w:jc w:val="left"/>
+    </w:pPr>
+    <w:rPr>
+      <w:rFonts w:asciiTheme="minorHAnsi" w:hAnsiTheme="minorHAnsi"/>
+      <w:sz w:val="20"/>
+      <w:szCs w:val="20"/>
+    </w:rPr>
   </w:style>
 </w:styles>
 </file>
